--- a/lessons/3-3/downloads/reveal/teacher/3.3-session-2-prerequisite-practice-b.docx
+++ b/lessons/3-3/downloads/reveal/teacher/3.3-session-2-prerequisite-practice-b.docx
@@ -15,10 +15,28 @@
         <w:rPr>
           <w:rFonts w:ascii="Avenir Next" w:hAnsi="Avenir Next" w:cs="Avenir Next" w:eastAsia="Avenir Next"/>
           <w:color w:val="1A1A1A"/>
+          <w:sz w:val="22"/>
+          <w:szCs w:val="20"/>
+        </w:rPr>
+        <w:t xml:space="preserve">Name</w:t>
+      </w:r>
+      <w:r>
+        <w:rPr>
+          <w:rFonts w:ascii="Avenir Next" w:hAnsi="Avenir Next" w:cs="Avenir Next" w:eastAsia="Avenir Next"/>
+          <w:color w:val="1A1A1A"/>
           <w:sz w:val="20"/>
           <w:szCs w:val="20"/>
         </w:rPr>
-        <w:t xml:space="preserve">Name</w:t>
+        <w:tab/>
+      </w:r>
+      <w:r>
+        <w:rPr>
+          <w:rFonts w:ascii="Avenir Next" w:hAnsi="Avenir Next" w:cs="Avenir Next" w:eastAsia="Avenir Next"/>
+          <w:color w:val="1A1A1A"/>
+          <w:sz w:val="22"/>
+          <w:szCs w:val="20"/>
+        </w:rPr>
+        <w:t xml:space="preserve">   Date</w:t>
       </w:r>
       <w:r>
         <w:rPr>
@@ -33,25 +51,7 @@
         <w:rPr>
           <w:rFonts w:ascii="Avenir Next" w:hAnsi="Avenir Next" w:cs="Avenir Next" w:eastAsia="Avenir Next"/>
           <w:color w:val="1A1A1A"/>
-          <w:sz w:val="20"/>
-          <w:szCs w:val="20"/>
-        </w:rPr>
-        <w:t xml:space="preserve">   Date</w:t>
-      </w:r>
-      <w:r>
-        <w:rPr>
-          <w:rFonts w:ascii="Avenir Next" w:hAnsi="Avenir Next" w:cs="Avenir Next" w:eastAsia="Avenir Next"/>
-          <w:color w:val="1A1A1A"/>
-          <w:sz w:val="20"/>
-          <w:szCs w:val="20"/>
-        </w:rPr>
-        <w:tab/>
-      </w:r>
-      <w:r>
-        <w:rPr>
-          <w:rFonts w:ascii="Avenir Next" w:hAnsi="Avenir Next" w:cs="Avenir Next" w:eastAsia="Avenir Next"/>
-          <w:color w:val="1A1A1A"/>
-          <w:sz w:val="20"/>
+          <w:sz w:val="22"/>
           <w:szCs w:val="20"/>
         </w:rPr>
         <w:t xml:space="preserve">   Period</w:t>
@@ -78,7 +78,7 @@
           <w:caps/>
           <w:color w:val="003A70"/>
           <w:spacing w:val="12"/>
-          <w:sz w:val="19"/>
+          <w:sz w:val="22"/>
           <w:szCs w:val="19"/>
         </w:rPr>
         <w:t xml:space="preserve">Lesson 3-3  ·  Session 2  ·  Prerequisite Practice B  ·  Skill 1 of 2</w:t>
@@ -86,6 +86,7 @@
     </w:p>
     <w:p>
       <w:pPr>
+        <w:pStyle w:val="Heading1"/>
         <w:keepNext/>
         <w:spacing w:before="0" w:after="10" w:line="240" w:lineRule="auto"/>
       </w:pPr>
@@ -111,7 +112,7 @@
         <w:rPr>
           <w:rFonts w:ascii="Avenir Next" w:hAnsi="Avenir Next" w:cs="Avenir Next" w:eastAsia="Avenir Next"/>
           <w:color w:val="5A5F66"/>
-          <w:sz w:val="17"/>
+          <w:sz w:val="22"/>
           <w:szCs w:val="17"/>
         </w:rPr>
         <w:t xml:space="preserve">Builds on Lesson 3-1 Session 1 · 6.RP.A.1</w:t>
@@ -154,6 +155,7 @@
           </w:tcPr>
           <w:p>
             <w:pPr>
+              <w:pStyle w:val="Heading2"/>
               <w:spacing w:before="0" w:after="0" w:line="252" w:lineRule="auto"/>
             </w:pPr>
             <w:r>
@@ -183,7 +185,7 @@
               <w:rPr>
                 <w:rFonts w:ascii="Avenir Next" w:hAnsi="Avenir Next" w:cs="Avenir Next" w:eastAsia="Avenir Next"/>
                 <w:color w:val="1A1A1A"/>
-                <w:sz w:val="20"/>
+                <w:sz w:val="22"/>
                 <w:szCs w:val="20"/>
               </w:rPr>
               <w:t xml:space="preserve">You will write 6 tbsp of oil to 9 tbsp of vinegar as a bridge ratio.</w:t>
@@ -203,6 +205,7 @@
           </w:tcPr>
           <w:p>
             <w:pPr>
+              <w:pStyle w:val="Heading2"/>
               <w:spacing w:before="0" w:after="0" w:line="252" w:lineRule="auto"/>
             </w:pPr>
             <w:r>
@@ -232,7 +235,7 @@
               <w:rPr>
                 <w:rFonts w:ascii="Avenir Next" w:hAnsi="Avenir Next" w:cs="Avenir Next" w:eastAsia="Avenir Next"/>
                 <w:color w:val="1A1A1A"/>
-                <w:sz w:val="20"/>
+                <w:sz w:val="22"/>
                 <w:szCs w:val="20"/>
               </w:rPr>
               <w:t xml:space="preserve">Write a ratio in simplest form, like 21 : 28 = 3 : 4.  </w:t>
@@ -242,7 +245,7 @@
                 <w:rFonts w:ascii="Avenir Next" w:hAnsi="Avenir Next" w:cs="Avenir Next" w:eastAsia="Avenir Next"/>
                 <w:b/>
                 <w:color w:val="1A1A1A"/>
-                <w:sz w:val="20"/>
+                <w:sz w:val="22"/>
                 <w:szCs w:val="20"/>
               </w:rPr>
               <w:t xml:space="preserve">You will use it in Practice Form A, problems 1 and 3.</w:t>
@@ -253,6 +256,7 @@
     </w:tbl>
     <w:p>
       <w:pPr>
+        <w:pStyle w:val="Heading2"/>
         <w:keepNext/>
         <w:pBdr>
           <w:bottom w:val="single" w:sz="8" w:space="3" w:color="003A70"/>
@@ -268,7 +272,7 @@
           <w:b/>
           <w:color w:val="003A70"/>
           <w:spacing w:val="14"/>
-          <w:sz w:val="19"/>
+          <w:sz w:val="22"/>
           <w:szCs w:val="19"/>
         </w:rPr>
         <w:t xml:space="preserve">STEPS TO FOLLOW</w:t>
@@ -287,7 +291,7 @@
           <w:rFonts w:ascii="Avenir Next" w:hAnsi="Avenir Next" w:cs="Avenir Next" w:eastAsia="Avenir Next"/>
           <w:i/>
           <w:color w:val="5A5F66"/>
-          <w:sz w:val="17"/>
+          <w:sz w:val="22"/>
           <w:szCs w:val="17"/>
         </w:rPr>
         <w:t xml:space="preserve">use these same steps on every problem</w:t>
@@ -329,6 +333,7 @@
           </w:tcPr>
           <w:p>
             <w:pPr>
+              <w:pStyle w:val="Heading1"/>
               <w:spacing w:before="0" w:after="0" w:line="240" w:lineRule="auto"/>
               <w:jc w:val="center"/>
             </w:pPr>
@@ -357,7 +362,7 @@
               <w:rPr>
                 <w:rFonts w:ascii="Avenir Next" w:hAnsi="Avenir Next" w:cs="Avenir Next" w:eastAsia="Avenir Next"/>
                 <w:color w:val="1A1A1A"/>
-                <w:sz w:val="21"/>
+                <w:sz w:val="22"/>
                 <w:szCs w:val="21"/>
               </w:rPr>
               <w:t xml:space="preserve">Find the </w:t>
@@ -367,7 +372,7 @@
                 <w:rFonts w:ascii="Avenir Next" w:hAnsi="Avenir Next" w:cs="Avenir Next" w:eastAsia="Avenir Next"/>
                 <w:b/>
                 <w:color w:val="1A1A1A"/>
-                <w:sz w:val="21"/>
+                <w:sz w:val="22"/>
                 <w:szCs w:val="21"/>
               </w:rPr>
               <w:t xml:space="preserve">GCF</w:t>
@@ -376,7 +381,7 @@
               <w:rPr>
                 <w:rFonts w:ascii="Avenir Next" w:hAnsi="Avenir Next" w:cs="Avenir Next" w:eastAsia="Avenir Next"/>
                 <w:color w:val="1A1A1A"/>
-                <w:sz w:val="21"/>
+                <w:sz w:val="22"/>
                 <w:szCs w:val="21"/>
               </w:rPr>
               <w:t xml:space="preserve"> of the two terms.</w:t>
@@ -395,6 +400,7 @@
           </w:tcPr>
           <w:p>
             <w:pPr>
+              <w:pStyle w:val="Heading1"/>
               <w:spacing w:before="0" w:after="0" w:line="240" w:lineRule="auto"/>
               <w:jc w:val="center"/>
             </w:pPr>
@@ -424,7 +430,7 @@
                 <w:rFonts w:ascii="Avenir Next" w:hAnsi="Avenir Next" w:cs="Avenir Next" w:eastAsia="Avenir Next"/>
                 <w:b/>
                 <w:color w:val="1A1A1A"/>
-                <w:sz w:val="21"/>
+                <w:sz w:val="22"/>
                 <w:szCs w:val="21"/>
               </w:rPr>
               <w:t xml:space="preserve">Divide</w:t>
@@ -433,7 +439,7 @@
               <w:rPr>
                 <w:rFonts w:ascii="Avenir Next" w:hAnsi="Avenir Next" w:cs="Avenir Next" w:eastAsia="Avenir Next"/>
                 <w:color w:val="1A1A1A"/>
-                <w:sz w:val="21"/>
+                <w:sz w:val="22"/>
                 <w:szCs w:val="21"/>
               </w:rPr>
               <w:t xml:space="preserve"> both terms by the GCF.</w:t>
@@ -452,6 +458,7 @@
           </w:tcPr>
           <w:p>
             <w:pPr>
+              <w:pStyle w:val="Heading1"/>
               <w:spacing w:before="0" w:after="0" w:line="240" w:lineRule="auto"/>
               <w:jc w:val="center"/>
             </w:pPr>
@@ -481,7 +488,7 @@
                 <w:rFonts w:ascii="Avenir Next" w:hAnsi="Avenir Next" w:cs="Avenir Next" w:eastAsia="Avenir Next"/>
                 <w:b/>
                 <w:color w:val="1A1A1A"/>
-                <w:sz w:val="21"/>
+                <w:sz w:val="22"/>
                 <w:szCs w:val="21"/>
               </w:rPr>
               <w:t xml:space="preserve">Check</w:t>
@@ -490,7 +497,7 @@
               <w:rPr>
                 <w:rFonts w:ascii="Avenir Next" w:hAnsi="Avenir Next" w:cs="Avenir Next" w:eastAsia="Avenir Next"/>
                 <w:color w:val="1A1A1A"/>
-                <w:sz w:val="21"/>
+                <w:sz w:val="22"/>
                 <w:szCs w:val="21"/>
               </w:rPr>
               <w:t xml:space="preserve">: only 1 divides both new terms.</w:t>
@@ -501,6 +508,7 @@
     </w:tbl>
     <w:p>
       <w:pPr>
+        <w:pStyle w:val="Heading2"/>
         <w:keepNext/>
         <w:pBdr>
           <w:bottom w:val="single" w:sz="8" w:space="3" w:color="003A70"/>
@@ -516,7 +524,7 @@
           <w:b/>
           <w:color w:val="003A70"/>
           <w:spacing w:val="14"/>
-          <w:sz w:val="19"/>
+          <w:sz w:val="22"/>
           <w:szCs w:val="19"/>
         </w:rPr>
         <w:t xml:space="preserve">WATCH ME</w:t>
@@ -535,7 +543,7 @@
           <w:rFonts w:ascii="Avenir Next" w:hAnsi="Avenir Next" w:cs="Avenir Next" w:eastAsia="Avenir Next"/>
           <w:i/>
           <w:color w:val="5A5F66"/>
-          <w:sz w:val="17"/>
+          <w:sz w:val="22"/>
           <w:szCs w:val="17"/>
         </w:rPr>
         <w:t xml:space="preserve">the steps in action</w:t>
@@ -550,7 +558,7 @@
           <w:rFonts w:ascii="Avenir Next" w:hAnsi="Avenir Next" w:cs="Avenir Next" w:eastAsia="Avenir Next"/>
           <w:b/>
           <w:color w:val="1A1A1A"/>
-          <w:sz w:val="21"/>
+          <w:sz w:val="22"/>
           <w:szCs w:val="21"/>
         </w:rPr>
         <w:t xml:space="preserve">Write 21 : 28 in simplest form.</w:t>
@@ -569,25 +577,25 @@
           <w:rFonts w:ascii="Avenir Next" w:hAnsi="Avenir Next" w:cs="Avenir Next" w:eastAsia="Avenir Next"/>
           <w:b/>
           <w:color w:val="003A70"/>
+          <w:sz w:val="22"/>
+          <w:szCs w:val="19"/>
+        </w:rPr>
+        <w:t xml:space="preserve">Step 1</w:t>
+      </w:r>
+      <w:r>
+        <w:rPr>
+          <w:rFonts w:ascii="Avenir Next" w:hAnsi="Avenir Next" w:cs="Avenir Next" w:eastAsia="Avenir Next"/>
+          <w:color w:val="1A1A1A"/>
           <w:sz w:val="19"/>
           <w:szCs w:val="19"/>
         </w:rPr>
-        <w:t xml:space="preserve">Step 1</w:t>
-      </w:r>
-      <w:r>
-        <w:rPr>
-          <w:rFonts w:ascii="Avenir Next" w:hAnsi="Avenir Next" w:cs="Avenir Next" w:eastAsia="Avenir Next"/>
-          <w:color w:val="1A1A1A"/>
-          <w:sz w:val="19"/>
-          <w:szCs w:val="19"/>
-        </w:rPr>
         <w:tab/>
       </w:r>
       <w:r>
         <w:rPr>
           <w:rFonts w:ascii="Avenir Next" w:hAnsi="Avenir Next" w:cs="Avenir Next" w:eastAsia="Avenir Next"/>
           <w:color w:val="1A1A1A"/>
-          <w:sz w:val="21"/>
+          <w:sz w:val="22"/>
           <w:szCs w:val="21"/>
         </w:rPr>
         <w:t xml:space="preserve">The GCF of 21 and 28 is 7.</w:t>
@@ -606,25 +614,25 @@
           <w:rFonts w:ascii="Avenir Next" w:hAnsi="Avenir Next" w:cs="Avenir Next" w:eastAsia="Avenir Next"/>
           <w:b/>
           <w:color w:val="003A70"/>
+          <w:sz w:val="22"/>
+          <w:szCs w:val="19"/>
+        </w:rPr>
+        <w:t xml:space="preserve">Step 2</w:t>
+      </w:r>
+      <w:r>
+        <w:rPr>
+          <w:rFonts w:ascii="Avenir Next" w:hAnsi="Avenir Next" w:cs="Avenir Next" w:eastAsia="Avenir Next"/>
+          <w:color w:val="1A1A1A"/>
           <w:sz w:val="19"/>
           <w:szCs w:val="19"/>
         </w:rPr>
-        <w:t xml:space="preserve">Step 2</w:t>
-      </w:r>
-      <w:r>
-        <w:rPr>
-          <w:rFonts w:ascii="Avenir Next" w:hAnsi="Avenir Next" w:cs="Avenir Next" w:eastAsia="Avenir Next"/>
-          <w:color w:val="1A1A1A"/>
-          <w:sz w:val="19"/>
-          <w:szCs w:val="19"/>
-        </w:rPr>
         <w:tab/>
       </w:r>
       <w:r>
         <w:rPr>
           <w:rFonts w:ascii="Avenir Next" w:hAnsi="Avenir Next" w:cs="Avenir Next" w:eastAsia="Avenir Next"/>
           <w:color w:val="1A1A1A"/>
-          <w:sz w:val="21"/>
+          <w:sz w:val="22"/>
           <w:szCs w:val="21"/>
         </w:rPr>
         <w:t xml:space="preserve">21 ÷ 7 = 3 and 28 ÷ 7 = 4.</w:t>
@@ -643,25 +651,25 @@
           <w:rFonts w:ascii="Avenir Next" w:hAnsi="Avenir Next" w:cs="Avenir Next" w:eastAsia="Avenir Next"/>
           <w:b/>
           <w:color w:val="003A70"/>
+          <w:sz w:val="22"/>
+          <w:szCs w:val="19"/>
+        </w:rPr>
+        <w:t xml:space="preserve">Step 3</w:t>
+      </w:r>
+      <w:r>
+        <w:rPr>
+          <w:rFonts w:ascii="Avenir Next" w:hAnsi="Avenir Next" w:cs="Avenir Next" w:eastAsia="Avenir Next"/>
+          <w:color w:val="1A1A1A"/>
           <w:sz w:val="19"/>
           <w:szCs w:val="19"/>
         </w:rPr>
-        <w:t xml:space="preserve">Step 3</w:t>
-      </w:r>
-      <w:r>
-        <w:rPr>
-          <w:rFonts w:ascii="Avenir Next" w:hAnsi="Avenir Next" w:cs="Avenir Next" w:eastAsia="Avenir Next"/>
-          <w:color w:val="1A1A1A"/>
-          <w:sz w:val="19"/>
-          <w:szCs w:val="19"/>
-        </w:rPr>
         <w:tab/>
       </w:r>
       <w:r>
         <w:rPr>
           <w:rFonts w:ascii="Avenir Next" w:hAnsi="Avenir Next" w:cs="Avenir Next" w:eastAsia="Avenir Next"/>
           <w:color w:val="1A1A1A"/>
-          <w:sz w:val="21"/>
+          <w:sz w:val="22"/>
           <w:szCs w:val="21"/>
         </w:rPr>
         <w:t xml:space="preserve">Only 1 divides 3 and 4. The answer is 3 : 4.</w:t>
@@ -680,18 +688,18 @@
           <w:rFonts w:ascii="Avenir Next" w:hAnsi="Avenir Next" w:cs="Avenir Next" w:eastAsia="Avenir Next"/>
           <w:b/>
           <w:color w:val="1A1A1A"/>
+          <w:sz w:val="22"/>
+          <w:szCs w:val="21"/>
+        </w:rPr>
+        <w:t xml:space="preserve">Answer</w:t>
+      </w:r>
+      <w:r>
+        <w:rPr>
+          <w:rFonts w:ascii="Avenir Next" w:hAnsi="Avenir Next" w:cs="Avenir Next" w:eastAsia="Avenir Next"/>
+          <w:color w:val="1A1A1A"/>
           <w:sz w:val="21"/>
           <w:szCs w:val="21"/>
         </w:rPr>
-        <w:t xml:space="preserve">Answer</w:t>
-      </w:r>
-      <w:r>
-        <w:rPr>
-          <w:rFonts w:ascii="Avenir Next" w:hAnsi="Avenir Next" w:cs="Avenir Next" w:eastAsia="Avenir Next"/>
-          <w:color w:val="1A1A1A"/>
-          <w:sz w:val="21"/>
-          <w:szCs w:val="21"/>
-        </w:rPr>
         <w:tab/>
       </w:r>
       <w:r>
@@ -699,7 +707,7 @@
           <w:rFonts w:ascii="Avenir Next" w:hAnsi="Avenir Next" w:cs="Avenir Next" w:eastAsia="Avenir Next"/>
           <w:b/>
           <w:color w:val="1A1A1A"/>
-          <w:sz w:val="21"/>
+          <w:sz w:val="22"/>
           <w:szCs w:val="21"/>
         </w:rPr>
         <w:t xml:space="preserve">3 : 4</w:t>
@@ -707,6 +715,7 @@
     </w:p>
     <w:p>
       <w:pPr>
+        <w:pStyle w:val="Heading2"/>
         <w:keepNext/>
         <w:pBdr>
           <w:bottom w:val="single" w:sz="8" w:space="3" w:color="003A70"/>
@@ -722,7 +731,7 @@
           <w:b/>
           <w:color w:val="003A70"/>
           <w:spacing w:val="14"/>
-          <w:sz w:val="19"/>
+          <w:sz w:val="22"/>
           <w:szCs w:val="19"/>
         </w:rPr>
         <w:t xml:space="preserve">TRY IT WITH HELP</w:t>
@@ -741,7 +750,7 @@
           <w:rFonts w:ascii="Avenir Next" w:hAnsi="Avenir Next" w:cs="Avenir Next" w:eastAsia="Avenir Next"/>
           <w:i/>
           <w:color w:val="5A5F66"/>
-          <w:sz w:val="17"/>
+          <w:sz w:val="22"/>
           <w:szCs w:val="17"/>
         </w:rPr>
         <w:t xml:space="preserve">fill in each step</w:t>
@@ -799,35 +808,35 @@
           <w:rFonts w:ascii="Avenir Next" w:hAnsi="Avenir Next" w:cs="Avenir Next" w:eastAsia="Avenir Next"/>
           <w:b/>
           <w:color w:val="003A70"/>
+          <w:sz w:val="22"/>
+          <w:szCs w:val="18"/>
+        </w:rPr>
+        <w:t xml:space="preserve">Step 1</w:t>
+      </w:r>
+      <w:r>
+        <w:rPr>
+          <w:rFonts w:ascii="Avenir Next" w:hAnsi="Avenir Next" w:cs="Avenir Next" w:eastAsia="Avenir Next"/>
+          <w:color w:val="1A1A1A"/>
           <w:sz w:val="18"/>
           <w:szCs w:val="18"/>
         </w:rPr>
-        <w:t xml:space="preserve">Step 1</w:t>
-      </w:r>
-      <w:r>
-        <w:rPr>
-          <w:rFonts w:ascii="Avenir Next" w:hAnsi="Avenir Next" w:cs="Avenir Next" w:eastAsia="Avenir Next"/>
-          <w:color w:val="1A1A1A"/>
-          <w:sz w:val="18"/>
-          <w:szCs w:val="18"/>
-        </w:rPr>
         <w:tab/>
       </w:r>
       <w:r>
         <w:rPr>
           <w:rFonts w:ascii="Avenir Next" w:hAnsi="Avenir Next" w:cs="Avenir Next" w:eastAsia="Avenir Next"/>
           <w:color w:val="1A1A1A"/>
+          <w:sz w:val="22"/>
+          <w:szCs w:val="21"/>
+        </w:rPr>
+        <w:t xml:space="preserve">The GCF of 6 and 8 is </w:t>
+      </w:r>
+      <w:r>
+        <w:rPr>
+          <w:rFonts w:ascii="Avenir Next" w:hAnsi="Avenir Next" w:cs="Avenir Next" w:eastAsia="Avenir Next"/>
+          <w:color w:val="1A1A1A"/>
           <w:sz w:val="21"/>
           <w:szCs w:val="21"/>
-        </w:rPr>
-        <w:t xml:space="preserve">The GCF of 6 and 8 is </w:t>
-      </w:r>
-      <w:r>
-        <w:rPr>
-          <w:rFonts w:ascii="Avenir Next" w:hAnsi="Avenir Next" w:cs="Avenir Next" w:eastAsia="Avenir Next"/>
-          <w:color w:val="1A1A1A"/>
-          <w:sz w:val="21"/>
-          <w:szCs w:val="21"/>
           <w:u w:val="single"/>
         </w:rPr>
         <w:t xml:space="preserve">                </w:t>
@@ -836,7 +845,7 @@
         <w:rPr>
           <w:rFonts w:ascii="Avenir Next" w:hAnsi="Avenir Next" w:cs="Avenir Next" w:eastAsia="Avenir Next"/>
           <w:color w:val="1A1A1A"/>
-          <w:sz w:val="21"/>
+          <w:sz w:val="22"/>
           <w:szCs w:val="21"/>
         </w:rPr>
         <w:t xml:space="preserve">.</w:t>
@@ -856,28 +865,47 @@
           <w:rFonts w:ascii="Avenir Next" w:hAnsi="Avenir Next" w:cs="Avenir Next" w:eastAsia="Avenir Next"/>
           <w:b/>
           <w:color w:val="003A70"/>
+          <w:sz w:val="22"/>
+          <w:szCs w:val="18"/>
+        </w:rPr>
+        <w:t xml:space="preserve">Step 2</w:t>
+      </w:r>
+      <w:r>
+        <w:rPr>
+          <w:rFonts w:ascii="Avenir Next" w:hAnsi="Avenir Next" w:cs="Avenir Next" w:eastAsia="Avenir Next"/>
+          <w:color w:val="1A1A1A"/>
           <w:sz w:val="18"/>
           <w:szCs w:val="18"/>
         </w:rPr>
-        <w:t xml:space="preserve">Step 2</w:t>
-      </w:r>
-      <w:r>
-        <w:rPr>
-          <w:rFonts w:ascii="Avenir Next" w:hAnsi="Avenir Next" w:cs="Avenir Next" w:eastAsia="Avenir Next"/>
-          <w:color w:val="1A1A1A"/>
-          <w:sz w:val="18"/>
-          <w:szCs w:val="18"/>
-        </w:rPr>
         <w:tab/>
       </w:r>
       <w:r>
         <w:rPr>
           <w:rFonts w:ascii="Avenir Next" w:hAnsi="Avenir Next" w:cs="Avenir Next" w:eastAsia="Avenir Next"/>
           <w:color w:val="1A1A1A"/>
+          <w:sz w:val="22"/>
+          <w:szCs w:val="21"/>
+        </w:rPr>
+        <w:t xml:space="preserve">6 ÷ 2 = </w:t>
+      </w:r>
+      <w:r>
+        <w:rPr>
+          <w:rFonts w:ascii="Avenir Next" w:hAnsi="Avenir Next" w:cs="Avenir Next" w:eastAsia="Avenir Next"/>
+          <w:color w:val="1A1A1A"/>
           <w:sz w:val="21"/>
           <w:szCs w:val="21"/>
-        </w:rPr>
-        <w:t xml:space="preserve">6 ÷ 2 = </w:t>
+          <w:u w:val="single"/>
+        </w:rPr>
+        <w:t xml:space="preserve">                </w:t>
+      </w:r>
+      <w:r>
+        <w:rPr>
+          <w:rFonts w:ascii="Avenir Next" w:hAnsi="Avenir Next" w:cs="Avenir Next" w:eastAsia="Avenir Next"/>
+          <w:color w:val="1A1A1A"/>
+          <w:sz w:val="22"/>
+          <w:szCs w:val="21"/>
+        </w:rPr>
+        <w:t xml:space="preserve"> and 8 ÷ 2 = </w:t>
       </w:r>
       <w:r>
         <w:rPr>
@@ -893,26 +921,7 @@
         <w:rPr>
           <w:rFonts w:ascii="Avenir Next" w:hAnsi="Avenir Next" w:cs="Avenir Next" w:eastAsia="Avenir Next"/>
           <w:color w:val="1A1A1A"/>
-          <w:sz w:val="21"/>
-          <w:szCs w:val="21"/>
-        </w:rPr>
-        <w:t xml:space="preserve"> and 8 ÷ 2 = </w:t>
-      </w:r>
-      <w:r>
-        <w:rPr>
-          <w:rFonts w:ascii="Avenir Next" w:hAnsi="Avenir Next" w:cs="Avenir Next" w:eastAsia="Avenir Next"/>
-          <w:color w:val="1A1A1A"/>
-          <w:sz w:val="21"/>
-          <w:szCs w:val="21"/>
-          <w:u w:val="single"/>
-        </w:rPr>
-        <w:t xml:space="preserve">                </w:t>
-      </w:r>
-      <w:r>
-        <w:rPr>
-          <w:rFonts w:ascii="Avenir Next" w:hAnsi="Avenir Next" w:cs="Avenir Next" w:eastAsia="Avenir Next"/>
-          <w:color w:val="1A1A1A"/>
-          <w:sz w:val="21"/>
+          <w:sz w:val="22"/>
           <w:szCs w:val="21"/>
         </w:rPr>
         <w:t xml:space="preserve">.</w:t>
@@ -932,35 +941,35 @@
           <w:rFonts w:ascii="Avenir Next" w:hAnsi="Avenir Next" w:cs="Avenir Next" w:eastAsia="Avenir Next"/>
           <w:b/>
           <w:color w:val="003A70"/>
+          <w:sz w:val="22"/>
+          <w:szCs w:val="18"/>
+        </w:rPr>
+        <w:t xml:space="preserve">Step 3</w:t>
+      </w:r>
+      <w:r>
+        <w:rPr>
+          <w:rFonts w:ascii="Avenir Next" w:hAnsi="Avenir Next" w:cs="Avenir Next" w:eastAsia="Avenir Next"/>
+          <w:color w:val="1A1A1A"/>
           <w:sz w:val="18"/>
           <w:szCs w:val="18"/>
         </w:rPr>
-        <w:t xml:space="preserve">Step 3</w:t>
-      </w:r>
-      <w:r>
-        <w:rPr>
-          <w:rFonts w:ascii="Avenir Next" w:hAnsi="Avenir Next" w:cs="Avenir Next" w:eastAsia="Avenir Next"/>
-          <w:color w:val="1A1A1A"/>
-          <w:sz w:val="18"/>
-          <w:szCs w:val="18"/>
-        </w:rPr>
         <w:tab/>
       </w:r>
       <w:r>
         <w:rPr>
           <w:rFonts w:ascii="Avenir Next" w:hAnsi="Avenir Next" w:cs="Avenir Next" w:eastAsia="Avenir Next"/>
           <w:color w:val="1A1A1A"/>
+          <w:sz w:val="22"/>
+          <w:szCs w:val="21"/>
+        </w:rPr>
+        <w:t xml:space="preserve">Simplest form: </w:t>
+      </w:r>
+      <w:r>
+        <w:rPr>
+          <w:rFonts w:ascii="Avenir Next" w:hAnsi="Avenir Next" w:cs="Avenir Next" w:eastAsia="Avenir Next"/>
+          <w:color w:val="1A1A1A"/>
           <w:sz w:val="21"/>
           <w:szCs w:val="21"/>
-        </w:rPr>
-        <w:t xml:space="preserve">Simplest form: </w:t>
-      </w:r>
-      <w:r>
-        <w:rPr>
-          <w:rFonts w:ascii="Avenir Next" w:hAnsi="Avenir Next" w:cs="Avenir Next" w:eastAsia="Avenir Next"/>
-          <w:color w:val="1A1A1A"/>
-          <w:sz w:val="21"/>
-          <w:szCs w:val="21"/>
           <w:u w:val="single"/>
         </w:rPr>
         <w:t xml:space="preserve">                </w:t>
@@ -969,7 +978,7 @@
         <w:rPr>
           <w:rFonts w:ascii="Avenir Next" w:hAnsi="Avenir Next" w:cs="Avenir Next" w:eastAsia="Avenir Next"/>
           <w:color w:val="1A1A1A"/>
-          <w:sz w:val="21"/>
+          <w:sz w:val="22"/>
           <w:szCs w:val="21"/>
         </w:rPr>
         <w:t xml:space="preserve"> : </w:t>
@@ -1042,35 +1051,35 @@
           <w:rFonts w:ascii="Avenir Next" w:hAnsi="Avenir Next" w:cs="Avenir Next" w:eastAsia="Avenir Next"/>
           <w:b/>
           <w:color w:val="003A70"/>
+          <w:sz w:val="22"/>
+          <w:szCs w:val="18"/>
+        </w:rPr>
+        <w:t xml:space="preserve">Step 1</w:t>
+      </w:r>
+      <w:r>
+        <w:rPr>
+          <w:rFonts w:ascii="Avenir Next" w:hAnsi="Avenir Next" w:cs="Avenir Next" w:eastAsia="Avenir Next"/>
+          <w:color w:val="1A1A1A"/>
           <w:sz w:val="18"/>
           <w:szCs w:val="18"/>
         </w:rPr>
-        <w:t xml:space="preserve">Step 1</w:t>
-      </w:r>
-      <w:r>
-        <w:rPr>
-          <w:rFonts w:ascii="Avenir Next" w:hAnsi="Avenir Next" w:cs="Avenir Next" w:eastAsia="Avenir Next"/>
-          <w:color w:val="1A1A1A"/>
-          <w:sz w:val="18"/>
-          <w:szCs w:val="18"/>
-        </w:rPr>
         <w:tab/>
       </w:r>
       <w:r>
         <w:rPr>
           <w:rFonts w:ascii="Avenir Next" w:hAnsi="Avenir Next" w:cs="Avenir Next" w:eastAsia="Avenir Next"/>
           <w:color w:val="1A1A1A"/>
+          <w:sz w:val="22"/>
+          <w:szCs w:val="21"/>
+        </w:rPr>
+        <w:t xml:space="preserve">The GCF of 10 and 25 is </w:t>
+      </w:r>
+      <w:r>
+        <w:rPr>
+          <w:rFonts w:ascii="Avenir Next" w:hAnsi="Avenir Next" w:cs="Avenir Next" w:eastAsia="Avenir Next"/>
+          <w:color w:val="1A1A1A"/>
           <w:sz w:val="21"/>
           <w:szCs w:val="21"/>
-        </w:rPr>
-        <w:t xml:space="preserve">The GCF of 10 and 25 is </w:t>
-      </w:r>
-      <w:r>
-        <w:rPr>
-          <w:rFonts w:ascii="Avenir Next" w:hAnsi="Avenir Next" w:cs="Avenir Next" w:eastAsia="Avenir Next"/>
-          <w:color w:val="1A1A1A"/>
-          <w:sz w:val="21"/>
-          <w:szCs w:val="21"/>
           <w:u w:val="single"/>
         </w:rPr>
         <w:t xml:space="preserve">                </w:t>
@@ -1079,7 +1088,7 @@
         <w:rPr>
           <w:rFonts w:ascii="Avenir Next" w:hAnsi="Avenir Next" w:cs="Avenir Next" w:eastAsia="Avenir Next"/>
           <w:color w:val="1A1A1A"/>
-          <w:sz w:val="21"/>
+          <w:sz w:val="22"/>
           <w:szCs w:val="21"/>
         </w:rPr>
         <w:t xml:space="preserve">.</w:t>
@@ -1099,28 +1108,47 @@
           <w:rFonts w:ascii="Avenir Next" w:hAnsi="Avenir Next" w:cs="Avenir Next" w:eastAsia="Avenir Next"/>
           <w:b/>
           <w:color w:val="003A70"/>
+          <w:sz w:val="22"/>
+          <w:szCs w:val="18"/>
+        </w:rPr>
+        <w:t xml:space="preserve">Step 2</w:t>
+      </w:r>
+      <w:r>
+        <w:rPr>
+          <w:rFonts w:ascii="Avenir Next" w:hAnsi="Avenir Next" w:cs="Avenir Next" w:eastAsia="Avenir Next"/>
+          <w:color w:val="1A1A1A"/>
           <w:sz w:val="18"/>
           <w:szCs w:val="18"/>
         </w:rPr>
-        <w:t xml:space="preserve">Step 2</w:t>
-      </w:r>
-      <w:r>
-        <w:rPr>
-          <w:rFonts w:ascii="Avenir Next" w:hAnsi="Avenir Next" w:cs="Avenir Next" w:eastAsia="Avenir Next"/>
-          <w:color w:val="1A1A1A"/>
-          <w:sz w:val="18"/>
-          <w:szCs w:val="18"/>
-        </w:rPr>
         <w:tab/>
       </w:r>
       <w:r>
         <w:rPr>
           <w:rFonts w:ascii="Avenir Next" w:hAnsi="Avenir Next" w:cs="Avenir Next" w:eastAsia="Avenir Next"/>
           <w:color w:val="1A1A1A"/>
+          <w:sz w:val="22"/>
+          <w:szCs w:val="21"/>
+        </w:rPr>
+        <w:t xml:space="preserve">10 ÷ 5 = </w:t>
+      </w:r>
+      <w:r>
+        <w:rPr>
+          <w:rFonts w:ascii="Avenir Next" w:hAnsi="Avenir Next" w:cs="Avenir Next" w:eastAsia="Avenir Next"/>
+          <w:color w:val="1A1A1A"/>
           <w:sz w:val="21"/>
           <w:szCs w:val="21"/>
-        </w:rPr>
-        <w:t xml:space="preserve">10 ÷ 5 = </w:t>
+          <w:u w:val="single"/>
+        </w:rPr>
+        <w:t xml:space="preserve">                </w:t>
+      </w:r>
+      <w:r>
+        <w:rPr>
+          <w:rFonts w:ascii="Avenir Next" w:hAnsi="Avenir Next" w:cs="Avenir Next" w:eastAsia="Avenir Next"/>
+          <w:color w:val="1A1A1A"/>
+          <w:sz w:val="22"/>
+          <w:szCs w:val="21"/>
+        </w:rPr>
+        <w:t xml:space="preserve"> and 25 ÷ 5 = </w:t>
       </w:r>
       <w:r>
         <w:rPr>
@@ -1136,26 +1164,7 @@
         <w:rPr>
           <w:rFonts w:ascii="Avenir Next" w:hAnsi="Avenir Next" w:cs="Avenir Next" w:eastAsia="Avenir Next"/>
           <w:color w:val="1A1A1A"/>
-          <w:sz w:val="21"/>
-          <w:szCs w:val="21"/>
-        </w:rPr>
-        <w:t xml:space="preserve"> and 25 ÷ 5 = </w:t>
-      </w:r>
-      <w:r>
-        <w:rPr>
-          <w:rFonts w:ascii="Avenir Next" w:hAnsi="Avenir Next" w:cs="Avenir Next" w:eastAsia="Avenir Next"/>
-          <w:color w:val="1A1A1A"/>
-          <w:sz w:val="21"/>
-          <w:szCs w:val="21"/>
-          <w:u w:val="single"/>
-        </w:rPr>
-        <w:t xml:space="preserve">                </w:t>
-      </w:r>
-      <w:r>
-        <w:rPr>
-          <w:rFonts w:ascii="Avenir Next" w:hAnsi="Avenir Next" w:cs="Avenir Next" w:eastAsia="Avenir Next"/>
-          <w:color w:val="1A1A1A"/>
-          <w:sz w:val="21"/>
+          <w:sz w:val="22"/>
           <w:szCs w:val="21"/>
         </w:rPr>
         <w:t xml:space="preserve">.</w:t>
@@ -1175,28 +1184,47 @@
           <w:rFonts w:ascii="Avenir Next" w:hAnsi="Avenir Next" w:cs="Avenir Next" w:eastAsia="Avenir Next"/>
           <w:b/>
           <w:color w:val="003A70"/>
+          <w:sz w:val="22"/>
+          <w:szCs w:val="18"/>
+        </w:rPr>
+        <w:t xml:space="preserve">Step 3</w:t>
+      </w:r>
+      <w:r>
+        <w:rPr>
+          <w:rFonts w:ascii="Avenir Next" w:hAnsi="Avenir Next" w:cs="Avenir Next" w:eastAsia="Avenir Next"/>
+          <w:color w:val="1A1A1A"/>
           <w:sz w:val="18"/>
           <w:szCs w:val="18"/>
         </w:rPr>
-        <w:t xml:space="preserve">Step 3</w:t>
-      </w:r>
-      <w:r>
-        <w:rPr>
-          <w:rFonts w:ascii="Avenir Next" w:hAnsi="Avenir Next" w:cs="Avenir Next" w:eastAsia="Avenir Next"/>
-          <w:color w:val="1A1A1A"/>
-          <w:sz w:val="18"/>
-          <w:szCs w:val="18"/>
-        </w:rPr>
         <w:tab/>
       </w:r>
       <w:r>
         <w:rPr>
           <w:rFonts w:ascii="Avenir Next" w:hAnsi="Avenir Next" w:cs="Avenir Next" w:eastAsia="Avenir Next"/>
           <w:color w:val="1A1A1A"/>
+          <w:sz w:val="22"/>
+          <w:szCs w:val="21"/>
+        </w:rPr>
+        <w:t xml:space="preserve">Simplest form: </w:t>
+      </w:r>
+      <w:r>
+        <w:rPr>
+          <w:rFonts w:ascii="Avenir Next" w:hAnsi="Avenir Next" w:cs="Avenir Next" w:eastAsia="Avenir Next"/>
+          <w:color w:val="1A1A1A"/>
           <w:sz w:val="21"/>
           <w:szCs w:val="21"/>
-        </w:rPr>
-        <w:t xml:space="preserve">Simplest form: </w:t>
+          <w:u w:val="single"/>
+        </w:rPr>
+        <w:t xml:space="preserve">                </w:t>
+      </w:r>
+      <w:r>
+        <w:rPr>
+          <w:rFonts w:ascii="Avenir Next" w:hAnsi="Avenir Next" w:cs="Avenir Next" w:eastAsia="Avenir Next"/>
+          <w:color w:val="1A1A1A"/>
+          <w:sz w:val="22"/>
+          <w:szCs w:val="21"/>
+        </w:rPr>
+        <w:t xml:space="preserve"> : </w:t>
       </w:r>
       <w:r>
         <w:rPr>
@@ -1208,25 +1236,6 @@
         </w:rPr>
         <w:t xml:space="preserve">                </w:t>
       </w:r>
-      <w:r>
-        <w:rPr>
-          <w:rFonts w:ascii="Avenir Next" w:hAnsi="Avenir Next" w:cs="Avenir Next" w:eastAsia="Avenir Next"/>
-          <w:color w:val="1A1A1A"/>
-          <w:sz w:val="21"/>
-          <w:szCs w:val="21"/>
-        </w:rPr>
-        <w:t xml:space="preserve"> : </w:t>
-      </w:r>
-      <w:r>
-        <w:rPr>
-          <w:rFonts w:ascii="Avenir Next" w:hAnsi="Avenir Next" w:cs="Avenir Next" w:eastAsia="Avenir Next"/>
-          <w:color w:val="1A1A1A"/>
-          <w:sz w:val="21"/>
-          <w:szCs w:val="21"/>
-          <w:u w:val="single"/>
-        </w:rPr>
-        <w:t xml:space="preserve">                </w:t>
-      </w:r>
     </w:p>
     <w:p>
       <w:pPr>
@@ -1235,6 +1244,7 @@
     </w:p>
     <w:p>
       <w:pPr>
+        <w:pStyle w:val="Heading2"/>
         <w:keepNext/>
         <w:pBdr>
           <w:bottom w:val="single" w:sz="8" w:space="3" w:color="003A70"/>
@@ -1250,7 +1260,7 @@
           <w:b/>
           <w:color w:val="003A70"/>
           <w:spacing w:val="14"/>
-          <w:sz w:val="19"/>
+          <w:sz w:val="22"/>
           <w:szCs w:val="19"/>
         </w:rPr>
         <w:t xml:space="preserve">YOUR TURN</w:t>
@@ -1269,7 +1279,7 @@
           <w:rFonts w:ascii="Avenir Next" w:hAnsi="Avenir Next" w:cs="Avenir Next" w:eastAsia="Avenir Next"/>
           <w:i/>
           <w:color w:val="5A5F66"/>
-          <w:sz w:val="17"/>
+          <w:sz w:val="22"/>
           <w:szCs w:val="17"/>
         </w:rPr>
         <w:t xml:space="preserve">use the steps on your own</w:t>
@@ -1441,7 +1451,7 @@
                       <w:szCs w:val="22"/>
                       <w:u w:val="single"/>
                     </w:rPr>
-                    <w:t xml:space="preserve">       </w:t>
+                    <w:t xml:space="preserve">           </w:t>
                   </w:r>
                 </w:p>
               </w:tc>
@@ -1503,7 +1513,7 @@
                       <w:szCs w:val="22"/>
                       <w:u w:val="single"/>
                     </w:rPr>
-                    <w:t xml:space="preserve">       </w:t>
+                    <w:t xml:space="preserve">           </w:t>
                   </w:r>
                 </w:p>
               </w:tc>
@@ -1565,7 +1575,7 @@
                       <w:szCs w:val="22"/>
                       <w:u w:val="single"/>
                     </w:rPr>
-                    <w:t xml:space="preserve">       </w:t>
+                    <w:t xml:space="preserve">           </w:t>
                   </w:r>
                 </w:p>
               </w:tc>
@@ -1633,7 +1643,7 @@
                       <w:szCs w:val="22"/>
                       <w:u w:val="single"/>
                     </w:rPr>
-                    <w:t xml:space="preserve">       </w:t>
+                    <w:t xml:space="preserve">           </w:t>
                   </w:r>
                 </w:p>
               </w:tc>
@@ -1695,7 +1705,7 @@
                       <w:szCs w:val="22"/>
                       <w:u w:val="single"/>
                     </w:rPr>
-                    <w:t xml:space="preserve">       </w:t>
+                    <w:t xml:space="preserve">           </w:t>
                   </w:r>
                 </w:p>
               </w:tc>
@@ -1757,7 +1767,7 @@
                       <w:szCs w:val="22"/>
                       <w:u w:val="single"/>
                     </w:rPr>
-                    <w:t xml:space="preserve">       </w:t>
+                    <w:t xml:space="preserve">           </w:t>
                   </w:r>
                 </w:p>
               </w:tc>
@@ -1780,7 +1790,7 @@
       <w:pPr>
         <w:pageBreakBefore/>
         <w:keepNext/>
-        <w:spacing w:before="0" w:after="12" w:line="264" w:lineRule="auto"/>
+        <w:spacing w:before="0" w:after="10" w:line="240" w:lineRule="auto"/>
       </w:pPr>
       <w:r>
         <w:rPr>
@@ -1789,7 +1799,7 @@
           <w:caps/>
           <w:color w:val="003A70"/>
           <w:spacing w:val="12"/>
-          <w:sz w:val="19"/>
+          <w:sz w:val="22"/>
           <w:szCs w:val="19"/>
         </w:rPr>
         <w:t xml:space="preserve">Lesson 3-3  ·  Session 2  ·  Prerequisite Practice B  ·  Skill 2 of 2</w:t>
@@ -1797,8 +1807,9 @@
     </w:p>
     <w:p>
       <w:pPr>
+        <w:pStyle w:val="Heading1"/>
         <w:keepNext/>
-        <w:spacing w:before="0" w:after="10" w:line="240" w:lineRule="auto"/>
+        <w:spacing w:before="0" w:after="8" w:line="240" w:lineRule="auto"/>
       </w:pPr>
       <w:r>
         <w:rPr>
@@ -1816,13 +1827,13 @@
         <w:pBdr>
           <w:bottom w:val="single" w:sz="4" w:space="5" w:color="C9CDD2"/>
         </w:pBdr>
-        <w:spacing w:before="0" w:after="60" w:line="264" w:lineRule="auto"/>
+        <w:spacing w:before="0" w:after="51" w:line="240" w:lineRule="auto"/>
       </w:pPr>
       <w:r>
         <w:rPr>
           <w:rFonts w:ascii="Avenir Next" w:hAnsi="Avenir Next" w:cs="Avenir Next" w:eastAsia="Avenir Next"/>
           <w:color w:val="5A5F66"/>
-          <w:sz w:val="17"/>
+          <w:sz w:val="22"/>
           <w:szCs w:val="17"/>
         </w:rPr>
         <w:t xml:space="preserve">Builds on Lesson 3-3 Session 1 · 6.RP.A.3a</w:t>
@@ -1865,7 +1876,8 @@
           </w:tcPr>
           <w:p>
             <w:pPr>
-              <w:spacing w:before="0" w:after="0" w:line="252" w:lineRule="auto"/>
+              <w:pStyle w:val="Heading2"/>
+              <w:spacing w:before="0" w:after="0" w:line="240" w:lineRule="auto"/>
             </w:pPr>
             <w:r>
               <w:rPr>
@@ -1888,13 +1900,13 @@
           </w:tcPr>
           <w:p>
             <w:pPr>
-              <w:spacing w:before="0" w:after="0" w:line="264" w:lineRule="auto"/>
+              <w:spacing w:before="0" w:after="0" w:line="240" w:lineRule="auto"/>
             </w:pPr>
             <w:r>
               <w:rPr>
                 <w:rFonts w:ascii="Avenir Next" w:hAnsi="Avenir Next" w:cs="Avenir Next" w:eastAsia="Avenir Next"/>
                 <w:color w:val="1A1A1A"/>
-                <w:sz w:val="20"/>
+                <w:sz w:val="22"/>
                 <w:szCs w:val="20"/>
               </w:rPr>
               <w:t xml:space="preserve">You will use a bridge column to find the yellow paint for 10 cups of red.</w:t>
@@ -1914,7 +1926,8 @@
           </w:tcPr>
           <w:p>
             <w:pPr>
-              <w:spacing w:before="0" w:after="0" w:line="252" w:lineRule="auto"/>
+              <w:pStyle w:val="Heading2"/>
+              <w:spacing w:before="0" w:after="0" w:line="240" w:lineRule="auto"/>
             </w:pPr>
             <w:r>
               <w:rPr>
@@ -1937,13 +1950,13 @@
           </w:tcPr>
           <w:p>
             <w:pPr>
-              <w:spacing w:before="0" w:after="0" w:line="264" w:lineRule="auto"/>
+              <w:spacing w:before="0" w:after="0" w:line="240" w:lineRule="auto"/>
             </w:pPr>
             <w:r>
               <w:rPr>
                 <w:rFonts w:ascii="Avenir Next" w:hAnsi="Avenir Next" w:cs="Avenir Next" w:eastAsia="Avenir Next"/>
                 <w:color w:val="1A1A1A"/>
-                <w:sz w:val="20"/>
+                <w:sz w:val="22"/>
                 <w:szCs w:val="20"/>
               </w:rPr>
               <w:t xml:space="preserve">Multiply or divide both terms by the same number, like 2 : 3 × 5 = 10 : 15.  </w:t>
@@ -1953,7 +1966,7 @@
                 <w:rFonts w:ascii="Avenir Next" w:hAnsi="Avenir Next" w:cs="Avenir Next" w:eastAsia="Avenir Next"/>
                 <w:b/>
                 <w:color w:val="1A1A1A"/>
-                <w:sz w:val="20"/>
+                <w:sz w:val="22"/>
                 <w:szCs w:val="20"/>
               </w:rPr>
               <w:t xml:space="preserve">You will use it in Practice Form A, problems 2 and 5.</w:t>
@@ -1964,6 +1977,7 @@
     </w:tbl>
     <w:p>
       <w:pPr>
+        <w:pStyle w:val="Heading2"/>
         <w:keepNext/>
         <w:pBdr>
           <w:bottom w:val="single" w:sz="8" w:space="3" w:color="003A70"/>
@@ -1971,7 +1985,7 @@
         <w:tabs>
           <w:tab w:val="right" w:pos="9504"/>
         </w:tabs>
-        <w:spacing w:before="50" w:after="36" w:line="240" w:lineRule="auto"/>
+        <w:spacing w:before="42" w:after="31" w:line="240" w:lineRule="auto"/>
       </w:pPr>
       <w:r>
         <w:rPr>
@@ -1979,7 +1993,7 @@
           <w:b/>
           <w:color w:val="003A70"/>
           <w:spacing w:val="14"/>
-          <w:sz w:val="19"/>
+          <w:sz w:val="22"/>
           <w:szCs w:val="19"/>
         </w:rPr>
         <w:t xml:space="preserve">STEPS TO FOLLOW</w:t>
@@ -1998,7 +2012,7 @@
           <w:rFonts w:ascii="Avenir Next" w:hAnsi="Avenir Next" w:cs="Avenir Next" w:eastAsia="Avenir Next"/>
           <w:i/>
           <w:color w:val="5A5F66"/>
-          <w:sz w:val="17"/>
+          <w:sz w:val="22"/>
           <w:szCs w:val="17"/>
         </w:rPr>
         <w:t xml:space="preserve">use these same steps on every problem</w:t>
@@ -2040,6 +2054,7 @@
           </w:tcPr>
           <w:p>
             <w:pPr>
+              <w:pStyle w:val="Heading1"/>
               <w:spacing w:before="0" w:after="0" w:line="240" w:lineRule="auto"/>
               <w:jc w:val="center"/>
             </w:pPr>
@@ -2062,13 +2077,13 @@
           </w:tcPr>
           <w:p>
             <w:pPr>
-              <w:spacing w:before="0" w:after="0" w:line="264" w:lineRule="auto"/>
+              <w:spacing w:before="0" w:after="0" w:line="240" w:lineRule="auto"/>
             </w:pPr>
             <w:r>
               <w:rPr>
                 <w:rFonts w:ascii="Avenir Next" w:hAnsi="Avenir Next" w:cs="Avenir Next" w:eastAsia="Avenir Next"/>
                 <w:color w:val="1A1A1A"/>
-                <w:sz w:val="21"/>
+                <w:sz w:val="22"/>
                 <w:szCs w:val="21"/>
               </w:rPr>
               <w:t xml:space="preserve">Find what the </w:t>
@@ -2078,7 +2093,7 @@
                 <w:rFonts w:ascii="Avenir Next" w:hAnsi="Avenir Next" w:cs="Avenir Next" w:eastAsia="Avenir Next"/>
                 <w:b/>
                 <w:color w:val="1A1A1A"/>
-                <w:sz w:val="21"/>
+                <w:sz w:val="22"/>
                 <w:szCs w:val="21"/>
               </w:rPr>
               <w:t xml:space="preserve">first term</w:t>
@@ -2087,7 +2102,7 @@
               <w:rPr>
                 <w:rFonts w:ascii="Avenir Next" w:hAnsi="Avenir Next" w:cs="Avenir Next" w:eastAsia="Avenir Next"/>
                 <w:color w:val="1A1A1A"/>
-                <w:sz w:val="21"/>
+                <w:sz w:val="22"/>
                 <w:szCs w:val="21"/>
               </w:rPr>
               <w:t xml:space="preserve"> was multiplied or divided by.</w:t>
@@ -2106,6 +2121,7 @@
           </w:tcPr>
           <w:p>
             <w:pPr>
+              <w:pStyle w:val="Heading1"/>
               <w:spacing w:before="0" w:after="0" w:line="240" w:lineRule="auto"/>
               <w:jc w:val="center"/>
             </w:pPr>
@@ -2128,13 +2144,13 @@
           </w:tcPr>
           <w:p>
             <w:pPr>
-              <w:spacing w:before="0" w:after="0" w:line="264" w:lineRule="auto"/>
+              <w:spacing w:before="0" w:after="0" w:line="240" w:lineRule="auto"/>
             </w:pPr>
             <w:r>
               <w:rPr>
                 <w:rFonts w:ascii="Avenir Next" w:hAnsi="Avenir Next" w:cs="Avenir Next" w:eastAsia="Avenir Next"/>
                 <w:color w:val="1A1A1A"/>
-                <w:sz w:val="21"/>
+                <w:sz w:val="22"/>
                 <w:szCs w:val="21"/>
               </w:rPr>
               <w:t xml:space="preserve">Do the </w:t>
@@ -2144,7 +2160,7 @@
                 <w:rFonts w:ascii="Avenir Next" w:hAnsi="Avenir Next" w:cs="Avenir Next" w:eastAsia="Avenir Next"/>
                 <w:b/>
                 <w:color w:val="1A1A1A"/>
-                <w:sz w:val="21"/>
+                <w:sz w:val="22"/>
                 <w:szCs w:val="21"/>
               </w:rPr>
               <w:t xml:space="preserve">same</w:t>
@@ -2153,7 +2169,7 @@
               <w:rPr>
                 <w:rFonts w:ascii="Avenir Next" w:hAnsi="Avenir Next" w:cs="Avenir Next" w:eastAsia="Avenir Next"/>
                 <w:color w:val="1A1A1A"/>
-                <w:sz w:val="21"/>
+                <w:sz w:val="22"/>
                 <w:szCs w:val="21"/>
               </w:rPr>
               <w:t xml:space="preserve"> to the second term.</w:t>
@@ -2172,6 +2188,7 @@
           </w:tcPr>
           <w:p>
             <w:pPr>
+              <w:pStyle w:val="Heading1"/>
               <w:spacing w:before="0" w:after="0" w:line="240" w:lineRule="auto"/>
               <w:jc w:val="center"/>
             </w:pPr>
@@ -2194,14 +2211,14 @@
           </w:tcPr>
           <w:p>
             <w:pPr>
-              <w:spacing w:before="0" w:after="0" w:line="264" w:lineRule="auto"/>
+              <w:spacing w:before="0" w:after="0" w:line="240" w:lineRule="auto"/>
             </w:pPr>
             <w:r>
               <w:rPr>
                 <w:rFonts w:ascii="Avenir Next" w:hAnsi="Avenir Next" w:cs="Avenir Next" w:eastAsia="Avenir Next"/>
                 <w:b/>
                 <w:color w:val="1A1A1A"/>
-                <w:sz w:val="21"/>
+                <w:sz w:val="22"/>
                 <w:szCs w:val="21"/>
               </w:rPr>
               <w:t xml:space="preserve">Write</w:t>
@@ -2210,7 +2227,7 @@
               <w:rPr>
                 <w:rFonts w:ascii="Avenir Next" w:hAnsi="Avenir Next" w:cs="Avenir Next" w:eastAsia="Avenir Next"/>
                 <w:color w:val="1A1A1A"/>
-                <w:sz w:val="21"/>
+                <w:sz w:val="22"/>
                 <w:szCs w:val="21"/>
               </w:rPr>
               <w:t xml:space="preserve"> the new pair.</w:t>
@@ -2221,6 +2238,7 @@
     </w:tbl>
     <w:p>
       <w:pPr>
+        <w:pStyle w:val="Heading2"/>
         <w:keepNext/>
         <w:pBdr>
           <w:bottom w:val="single" w:sz="8" w:space="3" w:color="003A70"/>
@@ -2228,7 +2246,7 @@
         <w:tabs>
           <w:tab w:val="right" w:pos="9504"/>
         </w:tabs>
-        <w:spacing w:before="50" w:after="36" w:line="240" w:lineRule="auto"/>
+        <w:spacing w:before="42" w:after="31" w:line="240" w:lineRule="auto"/>
       </w:pPr>
       <w:r>
         <w:rPr>
@@ -2236,7 +2254,7 @@
           <w:b/>
           <w:color w:val="003A70"/>
           <w:spacing w:val="14"/>
-          <w:sz w:val="19"/>
+          <w:sz w:val="22"/>
           <w:szCs w:val="19"/>
         </w:rPr>
         <w:t xml:space="preserve">WATCH ME</w:t>
@@ -2255,7 +2273,7 @@
           <w:rFonts w:ascii="Avenir Next" w:hAnsi="Avenir Next" w:cs="Avenir Next" w:eastAsia="Avenir Next"/>
           <w:i/>
           <w:color w:val="5A5F66"/>
-          <w:sz w:val="17"/>
+          <w:sz w:val="22"/>
           <w:szCs w:val="17"/>
         </w:rPr>
         <w:t xml:space="preserve">the steps in action</w:t>
@@ -2263,14 +2281,14 @@
     </w:p>
     <w:p>
       <w:pPr>
-        <w:spacing w:before="0" w:after="40" w:line="264" w:lineRule="auto"/>
+        <w:spacing w:before="0" w:after="34" w:line="240" w:lineRule="auto"/>
       </w:pPr>
       <w:r>
         <w:rPr>
           <w:rFonts w:ascii="Avenir Next" w:hAnsi="Avenir Next" w:cs="Avenir Next" w:eastAsia="Avenir Next"/>
           <w:b/>
           <w:color w:val="1A1A1A"/>
-          <w:sz w:val="21"/>
+          <w:sz w:val="22"/>
           <w:szCs w:val="21"/>
         </w:rPr>
         <w:t xml:space="preserve">Flour to sugar is 3 : 2. How much sugar goes with 12 cups of flour?</w:t>
@@ -2281,7 +2299,7 @@
         <w:tabs>
           <w:tab w:val="left" w:pos="950"/>
         </w:tabs>
-        <w:spacing w:before="0" w:after="24" w:line="256" w:lineRule="auto"/>
+        <w:spacing w:before="0" w:after="20" w:line="240" w:lineRule="auto"/>
         <w:ind w:left="950" w:hanging="950"/>
       </w:pPr>
       <w:r>
@@ -2289,25 +2307,25 @@
           <w:rFonts w:ascii="Avenir Next" w:hAnsi="Avenir Next" w:cs="Avenir Next" w:eastAsia="Avenir Next"/>
           <w:b/>
           <w:color w:val="003A70"/>
+          <w:sz w:val="22"/>
+          <w:szCs w:val="19"/>
+        </w:rPr>
+        <w:t xml:space="preserve">Step 1</w:t>
+      </w:r>
+      <w:r>
+        <w:rPr>
+          <w:rFonts w:ascii="Avenir Next" w:hAnsi="Avenir Next" w:cs="Avenir Next" w:eastAsia="Avenir Next"/>
+          <w:color w:val="1A1A1A"/>
           <w:sz w:val="19"/>
           <w:szCs w:val="19"/>
         </w:rPr>
-        <w:t xml:space="preserve">Step 1</w:t>
-      </w:r>
-      <w:r>
-        <w:rPr>
-          <w:rFonts w:ascii="Avenir Next" w:hAnsi="Avenir Next" w:cs="Avenir Next" w:eastAsia="Avenir Next"/>
-          <w:color w:val="1A1A1A"/>
-          <w:sz w:val="19"/>
-          <w:szCs w:val="19"/>
-        </w:rPr>
         <w:tab/>
       </w:r>
       <w:r>
         <w:rPr>
           <w:rFonts w:ascii="Avenir Next" w:hAnsi="Avenir Next" w:cs="Avenir Next" w:eastAsia="Avenir Next"/>
           <w:color w:val="1A1A1A"/>
-          <w:sz w:val="21"/>
+          <w:sz w:val="22"/>
           <w:szCs w:val="21"/>
         </w:rPr>
         <w:t xml:space="preserve">3 × 4 = 12. The first term was multiplied by 4.</w:t>
@@ -2318,7 +2336,7 @@
         <w:tabs>
           <w:tab w:val="left" w:pos="950"/>
         </w:tabs>
-        <w:spacing w:before="0" w:after="24" w:line="256" w:lineRule="auto"/>
+        <w:spacing w:before="0" w:after="20" w:line="240" w:lineRule="auto"/>
         <w:ind w:left="950" w:hanging="950"/>
       </w:pPr>
       <w:r>
@@ -2326,25 +2344,25 @@
           <w:rFonts w:ascii="Avenir Next" w:hAnsi="Avenir Next" w:cs="Avenir Next" w:eastAsia="Avenir Next"/>
           <w:b/>
           <w:color w:val="003A70"/>
+          <w:sz w:val="22"/>
+          <w:szCs w:val="19"/>
+        </w:rPr>
+        <w:t xml:space="preserve">Step 2</w:t>
+      </w:r>
+      <w:r>
+        <w:rPr>
+          <w:rFonts w:ascii="Avenir Next" w:hAnsi="Avenir Next" w:cs="Avenir Next" w:eastAsia="Avenir Next"/>
+          <w:color w:val="1A1A1A"/>
           <w:sz w:val="19"/>
           <w:szCs w:val="19"/>
         </w:rPr>
-        <w:t xml:space="preserve">Step 2</w:t>
-      </w:r>
-      <w:r>
-        <w:rPr>
-          <w:rFonts w:ascii="Avenir Next" w:hAnsi="Avenir Next" w:cs="Avenir Next" w:eastAsia="Avenir Next"/>
-          <w:color w:val="1A1A1A"/>
-          <w:sz w:val="19"/>
-          <w:szCs w:val="19"/>
-        </w:rPr>
         <w:tab/>
       </w:r>
       <w:r>
         <w:rPr>
           <w:rFonts w:ascii="Avenir Next" w:hAnsi="Avenir Next" w:cs="Avenir Next" w:eastAsia="Avenir Next"/>
           <w:color w:val="1A1A1A"/>
-          <w:sz w:val="21"/>
+          <w:sz w:val="22"/>
           <w:szCs w:val="21"/>
         </w:rPr>
         <w:t xml:space="preserve">Do the same: 2 × 4 = 8.</w:t>
@@ -2355,7 +2373,7 @@
         <w:tabs>
           <w:tab w:val="left" w:pos="950"/>
         </w:tabs>
-        <w:spacing w:before="0" w:after="24" w:line="256" w:lineRule="auto"/>
+        <w:spacing w:before="0" w:after="20" w:line="240" w:lineRule="auto"/>
         <w:ind w:left="950" w:hanging="950"/>
       </w:pPr>
       <w:r>
@@ -2363,25 +2381,25 @@
           <w:rFonts w:ascii="Avenir Next" w:hAnsi="Avenir Next" w:cs="Avenir Next" w:eastAsia="Avenir Next"/>
           <w:b/>
           <w:color w:val="003A70"/>
+          <w:sz w:val="22"/>
+          <w:szCs w:val="19"/>
+        </w:rPr>
+        <w:t xml:space="preserve">Step 3</w:t>
+      </w:r>
+      <w:r>
+        <w:rPr>
+          <w:rFonts w:ascii="Avenir Next" w:hAnsi="Avenir Next" w:cs="Avenir Next" w:eastAsia="Avenir Next"/>
+          <w:color w:val="1A1A1A"/>
           <w:sz w:val="19"/>
           <w:szCs w:val="19"/>
         </w:rPr>
-        <w:t xml:space="preserve">Step 3</w:t>
-      </w:r>
-      <w:r>
-        <w:rPr>
-          <w:rFonts w:ascii="Avenir Next" w:hAnsi="Avenir Next" w:cs="Avenir Next" w:eastAsia="Avenir Next"/>
-          <w:color w:val="1A1A1A"/>
-          <w:sz w:val="19"/>
-          <w:szCs w:val="19"/>
-        </w:rPr>
         <w:tab/>
       </w:r>
       <w:r>
         <w:rPr>
           <w:rFonts w:ascii="Avenir Next" w:hAnsi="Avenir Next" w:cs="Avenir Next" w:eastAsia="Avenir Next"/>
           <w:color w:val="1A1A1A"/>
-          <w:sz w:val="21"/>
+          <w:sz w:val="22"/>
           <w:szCs w:val="21"/>
         </w:rPr>
         <w:t xml:space="preserve">The new pair is 12 : 8.</w:t>
@@ -2392,7 +2410,7 @@
         <w:tabs>
           <w:tab w:val="left" w:pos="950"/>
         </w:tabs>
-        <w:spacing w:before="20" w:after="0" w:line="256" w:lineRule="auto"/>
+        <w:spacing w:before="17" w:after="0" w:line="240" w:lineRule="auto"/>
         <w:ind w:left="950" w:hanging="950"/>
       </w:pPr>
       <w:r>
@@ -2400,18 +2418,18 @@
           <w:rFonts w:ascii="Avenir Next" w:hAnsi="Avenir Next" w:cs="Avenir Next" w:eastAsia="Avenir Next"/>
           <w:b/>
           <w:color w:val="1A1A1A"/>
+          <w:sz w:val="22"/>
+          <w:szCs w:val="21"/>
+        </w:rPr>
+        <w:t xml:space="preserve">Answer</w:t>
+      </w:r>
+      <w:r>
+        <w:rPr>
+          <w:rFonts w:ascii="Avenir Next" w:hAnsi="Avenir Next" w:cs="Avenir Next" w:eastAsia="Avenir Next"/>
+          <w:color w:val="1A1A1A"/>
           <w:sz w:val="21"/>
           <w:szCs w:val="21"/>
         </w:rPr>
-        <w:t xml:space="preserve">Answer</w:t>
-      </w:r>
-      <w:r>
-        <w:rPr>
-          <w:rFonts w:ascii="Avenir Next" w:hAnsi="Avenir Next" w:cs="Avenir Next" w:eastAsia="Avenir Next"/>
-          <w:color w:val="1A1A1A"/>
-          <w:sz w:val="21"/>
-          <w:szCs w:val="21"/>
-        </w:rPr>
         <w:tab/>
       </w:r>
       <w:r>
@@ -2419,7 +2437,7 @@
           <w:rFonts w:ascii="Avenir Next" w:hAnsi="Avenir Next" w:cs="Avenir Next" w:eastAsia="Avenir Next"/>
           <w:b/>
           <w:color w:val="1A1A1A"/>
-          <w:sz w:val="21"/>
+          <w:sz w:val="22"/>
           <w:szCs w:val="21"/>
         </w:rPr>
         <w:t xml:space="preserve">8 cups of sugar</w:t>
@@ -2427,6 +2445,7 @@
     </w:p>
     <w:p>
       <w:pPr>
+        <w:pStyle w:val="Heading2"/>
         <w:keepNext/>
         <w:pBdr>
           <w:bottom w:val="single" w:sz="8" w:space="3" w:color="003A70"/>
@@ -2434,7 +2453,7 @@
         <w:tabs>
           <w:tab w:val="right" w:pos="9504"/>
         </w:tabs>
-        <w:spacing w:before="50" w:after="36" w:line="240" w:lineRule="auto"/>
+        <w:spacing w:before="42" w:after="31" w:line="240" w:lineRule="auto"/>
       </w:pPr>
       <w:r>
         <w:rPr>
@@ -2442,7 +2461,7 @@
           <w:b/>
           <w:color w:val="003A70"/>
           <w:spacing w:val="14"/>
-          <w:sz w:val="19"/>
+          <w:sz w:val="22"/>
           <w:szCs w:val="19"/>
         </w:rPr>
         <w:t xml:space="preserve">TRY IT WITH HELP</w:t>
@@ -2461,7 +2480,7 @@
           <w:rFonts w:ascii="Avenir Next" w:hAnsi="Avenir Next" w:cs="Avenir Next" w:eastAsia="Avenir Next"/>
           <w:i/>
           <w:color w:val="5A5F66"/>
-          <w:sz w:val="17"/>
+          <w:sz w:val="22"/>
           <w:szCs w:val="17"/>
         </w:rPr>
         <w:t xml:space="preserve">fill in each step</w:t>
@@ -2473,7 +2492,7 @@
         <w:tabs>
           <w:tab w:val="left" w:pos="432"/>
         </w:tabs>
-        <w:spacing w:before="90" w:after="40" w:line="268" w:lineRule="auto"/>
+        <w:spacing w:before="76" w:after="34" w:line="240" w:lineRule="auto"/>
         <w:ind w:left="432" w:hanging="432"/>
       </w:pPr>
       <w:r>
@@ -2511,7 +2530,7 @@
         <w:tabs>
           <w:tab w:val="left" w:pos="1300"/>
         </w:tabs>
-        <w:spacing w:before="0" w:after="24" w:line="272" w:lineRule="auto"/>
+        <w:spacing w:before="0" w:after="20" w:line="240" w:lineRule="auto"/>
         <w:ind w:left="1300" w:hanging="868"/>
       </w:pPr>
       <w:r>
@@ -2519,35 +2538,35 @@
           <w:rFonts w:ascii="Avenir Next" w:hAnsi="Avenir Next" w:cs="Avenir Next" w:eastAsia="Avenir Next"/>
           <w:b/>
           <w:color w:val="003A70"/>
+          <w:sz w:val="22"/>
+          <w:szCs w:val="18"/>
+        </w:rPr>
+        <w:t xml:space="preserve">Step 1</w:t>
+      </w:r>
+      <w:r>
+        <w:rPr>
+          <w:rFonts w:ascii="Avenir Next" w:hAnsi="Avenir Next" w:cs="Avenir Next" w:eastAsia="Avenir Next"/>
+          <w:color w:val="1A1A1A"/>
           <w:sz w:val="18"/>
           <w:szCs w:val="18"/>
         </w:rPr>
-        <w:t xml:space="preserve">Step 1</w:t>
-      </w:r>
-      <w:r>
-        <w:rPr>
-          <w:rFonts w:ascii="Avenir Next" w:hAnsi="Avenir Next" w:cs="Avenir Next" w:eastAsia="Avenir Next"/>
-          <w:color w:val="1A1A1A"/>
-          <w:sz w:val="18"/>
-          <w:szCs w:val="18"/>
-        </w:rPr>
         <w:tab/>
       </w:r>
       <w:r>
         <w:rPr>
           <w:rFonts w:ascii="Avenir Next" w:hAnsi="Avenir Next" w:cs="Avenir Next" w:eastAsia="Avenir Next"/>
           <w:color w:val="1A1A1A"/>
+          <w:sz w:val="22"/>
+          <w:szCs w:val="21"/>
+        </w:rPr>
+        <w:t xml:space="preserve">2 × </w:t>
+      </w:r>
+      <w:r>
+        <w:rPr>
+          <w:rFonts w:ascii="Avenir Next" w:hAnsi="Avenir Next" w:cs="Avenir Next" w:eastAsia="Avenir Next"/>
+          <w:color w:val="1A1A1A"/>
           <w:sz w:val="21"/>
           <w:szCs w:val="21"/>
-        </w:rPr>
-        <w:t xml:space="preserve">2 × </w:t>
-      </w:r>
-      <w:r>
-        <w:rPr>
-          <w:rFonts w:ascii="Avenir Next" w:hAnsi="Avenir Next" w:cs="Avenir Next" w:eastAsia="Avenir Next"/>
-          <w:color w:val="1A1A1A"/>
-          <w:sz w:val="21"/>
-          <w:szCs w:val="21"/>
           <w:u w:val="single"/>
         </w:rPr>
         <w:t xml:space="preserve">                </w:t>
@@ -2556,7 +2575,7 @@
         <w:rPr>
           <w:rFonts w:ascii="Avenir Next" w:hAnsi="Avenir Next" w:cs="Avenir Next" w:eastAsia="Avenir Next"/>
           <w:color w:val="1A1A1A"/>
-          <w:sz w:val="21"/>
+          <w:sz w:val="22"/>
           <w:szCs w:val="21"/>
         </w:rPr>
         <w:t xml:space="preserve"> = 6.</w:t>
@@ -2568,7 +2587,7 @@
         <w:tabs>
           <w:tab w:val="left" w:pos="1300"/>
         </w:tabs>
-        <w:spacing w:before="0" w:after="24" w:line="272" w:lineRule="auto"/>
+        <w:spacing w:before="0" w:after="20" w:line="240" w:lineRule="auto"/>
         <w:ind w:left="1300" w:hanging="868"/>
       </w:pPr>
       <w:r>
@@ -2576,35 +2595,35 @@
           <w:rFonts w:ascii="Avenir Next" w:hAnsi="Avenir Next" w:cs="Avenir Next" w:eastAsia="Avenir Next"/>
           <w:b/>
           <w:color w:val="003A70"/>
+          <w:sz w:val="22"/>
+          <w:szCs w:val="18"/>
+        </w:rPr>
+        <w:t xml:space="preserve">Step 2</w:t>
+      </w:r>
+      <w:r>
+        <w:rPr>
+          <w:rFonts w:ascii="Avenir Next" w:hAnsi="Avenir Next" w:cs="Avenir Next" w:eastAsia="Avenir Next"/>
+          <w:color w:val="1A1A1A"/>
           <w:sz w:val="18"/>
           <w:szCs w:val="18"/>
         </w:rPr>
-        <w:t xml:space="preserve">Step 2</w:t>
-      </w:r>
-      <w:r>
-        <w:rPr>
-          <w:rFonts w:ascii="Avenir Next" w:hAnsi="Avenir Next" w:cs="Avenir Next" w:eastAsia="Avenir Next"/>
-          <w:color w:val="1A1A1A"/>
-          <w:sz w:val="18"/>
-          <w:szCs w:val="18"/>
-        </w:rPr>
         <w:tab/>
       </w:r>
       <w:r>
         <w:rPr>
           <w:rFonts w:ascii="Avenir Next" w:hAnsi="Avenir Next" w:cs="Avenir Next" w:eastAsia="Avenir Next"/>
           <w:color w:val="1A1A1A"/>
+          <w:sz w:val="22"/>
+          <w:szCs w:val="21"/>
+        </w:rPr>
+        <w:t xml:space="preserve">5 × 3 = </w:t>
+      </w:r>
+      <w:r>
+        <w:rPr>
+          <w:rFonts w:ascii="Avenir Next" w:hAnsi="Avenir Next" w:cs="Avenir Next" w:eastAsia="Avenir Next"/>
+          <w:color w:val="1A1A1A"/>
           <w:sz w:val="21"/>
           <w:szCs w:val="21"/>
-        </w:rPr>
-        <w:t xml:space="preserve">5 × 3 = </w:t>
-      </w:r>
-      <w:r>
-        <w:rPr>
-          <w:rFonts w:ascii="Avenir Next" w:hAnsi="Avenir Next" w:cs="Avenir Next" w:eastAsia="Avenir Next"/>
-          <w:color w:val="1A1A1A"/>
-          <w:sz w:val="21"/>
-          <w:szCs w:val="21"/>
           <w:u w:val="single"/>
         </w:rPr>
         <w:t xml:space="preserve">                </w:t>
@@ -2613,7 +2632,7 @@
         <w:rPr>
           <w:rFonts w:ascii="Avenir Next" w:hAnsi="Avenir Next" w:cs="Avenir Next" w:eastAsia="Avenir Next"/>
           <w:color w:val="1A1A1A"/>
-          <w:sz w:val="21"/>
+          <w:sz w:val="22"/>
           <w:szCs w:val="21"/>
         </w:rPr>
         <w:t xml:space="preserve">.</w:t>
@@ -2625,7 +2644,7 @@
         <w:tabs>
           <w:tab w:val="left" w:pos="1300"/>
         </w:tabs>
-        <w:spacing w:before="0" w:after="24" w:line="272" w:lineRule="auto"/>
+        <w:spacing w:before="0" w:after="20" w:line="240" w:lineRule="auto"/>
         <w:ind w:left="1300" w:hanging="868"/>
       </w:pPr>
       <w:r>
@@ -2633,25 +2652,25 @@
           <w:rFonts w:ascii="Avenir Next" w:hAnsi="Avenir Next" w:cs="Avenir Next" w:eastAsia="Avenir Next"/>
           <w:b/>
           <w:color w:val="003A70"/>
+          <w:sz w:val="22"/>
+          <w:szCs w:val="18"/>
+        </w:rPr>
+        <w:t xml:space="preserve">Step 3</w:t>
+      </w:r>
+      <w:r>
+        <w:rPr>
+          <w:rFonts w:ascii="Avenir Next" w:hAnsi="Avenir Next" w:cs="Avenir Next" w:eastAsia="Avenir Next"/>
+          <w:color w:val="1A1A1A"/>
           <w:sz w:val="18"/>
           <w:szCs w:val="18"/>
         </w:rPr>
-        <w:t xml:space="preserve">Step 3</w:t>
-      </w:r>
-      <w:r>
-        <w:rPr>
-          <w:rFonts w:ascii="Avenir Next" w:hAnsi="Avenir Next" w:cs="Avenir Next" w:eastAsia="Avenir Next"/>
-          <w:color w:val="1A1A1A"/>
-          <w:sz w:val="18"/>
-          <w:szCs w:val="18"/>
-        </w:rPr>
         <w:tab/>
       </w:r>
       <w:r>
         <w:rPr>
           <w:rFonts w:ascii="Avenir Next" w:hAnsi="Avenir Next" w:cs="Avenir Next" w:eastAsia="Avenir Next"/>
           <w:color w:val="1A1A1A"/>
-          <w:sz w:val="21"/>
+          <w:sz w:val="22"/>
           <w:szCs w:val="21"/>
         </w:rPr>
         <w:t xml:space="preserve">New pair: 6 : </w:t>
@@ -2678,7 +2697,7 @@
         <w:tabs>
           <w:tab w:val="left" w:pos="432"/>
         </w:tabs>
-        <w:spacing w:before="90" w:after="40" w:line="268" w:lineRule="auto"/>
+        <w:spacing w:before="76" w:after="34" w:line="240" w:lineRule="auto"/>
         <w:ind w:left="432" w:hanging="432"/>
       </w:pPr>
       <w:r>
@@ -2716,7 +2735,7 @@
         <w:tabs>
           <w:tab w:val="left" w:pos="1300"/>
         </w:tabs>
-        <w:spacing w:before="0" w:after="24" w:line="272" w:lineRule="auto"/>
+        <w:spacing w:before="0" w:after="20" w:line="240" w:lineRule="auto"/>
         <w:ind w:left="1300" w:hanging="868"/>
       </w:pPr>
       <w:r>
@@ -2724,35 +2743,35 @@
           <w:rFonts w:ascii="Avenir Next" w:hAnsi="Avenir Next" w:cs="Avenir Next" w:eastAsia="Avenir Next"/>
           <w:b/>
           <w:color w:val="003A70"/>
+          <w:sz w:val="22"/>
+          <w:szCs w:val="18"/>
+        </w:rPr>
+        <w:t xml:space="preserve">Step 1</w:t>
+      </w:r>
+      <w:r>
+        <w:rPr>
+          <w:rFonts w:ascii="Avenir Next" w:hAnsi="Avenir Next" w:cs="Avenir Next" w:eastAsia="Avenir Next"/>
+          <w:color w:val="1A1A1A"/>
           <w:sz w:val="18"/>
           <w:szCs w:val="18"/>
         </w:rPr>
-        <w:t xml:space="preserve">Step 1</w:t>
-      </w:r>
-      <w:r>
-        <w:rPr>
-          <w:rFonts w:ascii="Avenir Next" w:hAnsi="Avenir Next" w:cs="Avenir Next" w:eastAsia="Avenir Next"/>
-          <w:color w:val="1A1A1A"/>
-          <w:sz w:val="18"/>
-          <w:szCs w:val="18"/>
-        </w:rPr>
         <w:tab/>
       </w:r>
       <w:r>
         <w:rPr>
           <w:rFonts w:ascii="Avenir Next" w:hAnsi="Avenir Next" w:cs="Avenir Next" w:eastAsia="Avenir Next"/>
           <w:color w:val="1A1A1A"/>
+          <w:sz w:val="22"/>
+          <w:szCs w:val="21"/>
+        </w:rPr>
+        <w:t xml:space="preserve">12 ÷ </w:t>
+      </w:r>
+      <w:r>
+        <w:rPr>
+          <w:rFonts w:ascii="Avenir Next" w:hAnsi="Avenir Next" w:cs="Avenir Next" w:eastAsia="Avenir Next"/>
+          <w:color w:val="1A1A1A"/>
           <w:sz w:val="21"/>
           <w:szCs w:val="21"/>
-        </w:rPr>
-        <w:t xml:space="preserve">12 ÷ </w:t>
-      </w:r>
-      <w:r>
-        <w:rPr>
-          <w:rFonts w:ascii="Avenir Next" w:hAnsi="Avenir Next" w:cs="Avenir Next" w:eastAsia="Avenir Next"/>
-          <w:color w:val="1A1A1A"/>
-          <w:sz w:val="21"/>
-          <w:szCs w:val="21"/>
           <w:u w:val="single"/>
         </w:rPr>
         <w:t xml:space="preserve">                </w:t>
@@ -2761,7 +2780,7 @@
         <w:rPr>
           <w:rFonts w:ascii="Avenir Next" w:hAnsi="Avenir Next" w:cs="Avenir Next" w:eastAsia="Avenir Next"/>
           <w:color w:val="1A1A1A"/>
-          <w:sz w:val="21"/>
+          <w:sz w:val="22"/>
           <w:szCs w:val="21"/>
         </w:rPr>
         <w:t xml:space="preserve"> = 2.</w:t>
@@ -2773,7 +2792,7 @@
         <w:tabs>
           <w:tab w:val="left" w:pos="1300"/>
         </w:tabs>
-        <w:spacing w:before="0" w:after="24" w:line="272" w:lineRule="auto"/>
+        <w:spacing w:before="0" w:after="20" w:line="240" w:lineRule="auto"/>
         <w:ind w:left="1300" w:hanging="868"/>
       </w:pPr>
       <w:r>
@@ -2781,35 +2800,35 @@
           <w:rFonts w:ascii="Avenir Next" w:hAnsi="Avenir Next" w:cs="Avenir Next" w:eastAsia="Avenir Next"/>
           <w:b/>
           <w:color w:val="003A70"/>
+          <w:sz w:val="22"/>
+          <w:szCs w:val="18"/>
+        </w:rPr>
+        <w:t xml:space="preserve">Step 2</w:t>
+      </w:r>
+      <w:r>
+        <w:rPr>
+          <w:rFonts w:ascii="Avenir Next" w:hAnsi="Avenir Next" w:cs="Avenir Next" w:eastAsia="Avenir Next"/>
+          <w:color w:val="1A1A1A"/>
           <w:sz w:val="18"/>
           <w:szCs w:val="18"/>
         </w:rPr>
-        <w:t xml:space="preserve">Step 2</w:t>
-      </w:r>
-      <w:r>
-        <w:rPr>
-          <w:rFonts w:ascii="Avenir Next" w:hAnsi="Avenir Next" w:cs="Avenir Next" w:eastAsia="Avenir Next"/>
-          <w:color w:val="1A1A1A"/>
-          <w:sz w:val="18"/>
-          <w:szCs w:val="18"/>
-        </w:rPr>
         <w:tab/>
       </w:r>
       <w:r>
         <w:rPr>
           <w:rFonts w:ascii="Avenir Next" w:hAnsi="Avenir Next" w:cs="Avenir Next" w:eastAsia="Avenir Next"/>
           <w:color w:val="1A1A1A"/>
+          <w:sz w:val="22"/>
+          <w:szCs w:val="21"/>
+        </w:rPr>
+        <w:t xml:space="preserve">18 ÷ 6 = </w:t>
+      </w:r>
+      <w:r>
+        <w:rPr>
+          <w:rFonts w:ascii="Avenir Next" w:hAnsi="Avenir Next" w:cs="Avenir Next" w:eastAsia="Avenir Next"/>
+          <w:color w:val="1A1A1A"/>
           <w:sz w:val="21"/>
           <w:szCs w:val="21"/>
-        </w:rPr>
-        <w:t xml:space="preserve">18 ÷ 6 = </w:t>
-      </w:r>
-      <w:r>
-        <w:rPr>
-          <w:rFonts w:ascii="Avenir Next" w:hAnsi="Avenir Next" w:cs="Avenir Next" w:eastAsia="Avenir Next"/>
-          <w:color w:val="1A1A1A"/>
-          <w:sz w:val="21"/>
-          <w:szCs w:val="21"/>
           <w:u w:val="single"/>
         </w:rPr>
         <w:t xml:space="preserve">                </w:t>
@@ -2818,7 +2837,7 @@
         <w:rPr>
           <w:rFonts w:ascii="Avenir Next" w:hAnsi="Avenir Next" w:cs="Avenir Next" w:eastAsia="Avenir Next"/>
           <w:color w:val="1A1A1A"/>
-          <w:sz w:val="21"/>
+          <w:sz w:val="22"/>
           <w:szCs w:val="21"/>
         </w:rPr>
         <w:t xml:space="preserve">.</w:t>
@@ -2830,7 +2849,7 @@
         <w:tabs>
           <w:tab w:val="left" w:pos="1300"/>
         </w:tabs>
-        <w:spacing w:before="0" w:after="24" w:line="272" w:lineRule="auto"/>
+        <w:spacing w:before="0" w:after="20" w:line="240" w:lineRule="auto"/>
         <w:ind w:left="1300" w:hanging="868"/>
       </w:pPr>
       <w:r>
@@ -2838,35 +2857,35 @@
           <w:rFonts w:ascii="Avenir Next" w:hAnsi="Avenir Next" w:cs="Avenir Next" w:eastAsia="Avenir Next"/>
           <w:b/>
           <w:color w:val="003A70"/>
+          <w:sz w:val="22"/>
+          <w:szCs w:val="18"/>
+        </w:rPr>
+        <w:t xml:space="preserve">Step 3</w:t>
+      </w:r>
+      <w:r>
+        <w:rPr>
+          <w:rFonts w:ascii="Avenir Next" w:hAnsi="Avenir Next" w:cs="Avenir Next" w:eastAsia="Avenir Next"/>
+          <w:color w:val="1A1A1A"/>
           <w:sz w:val="18"/>
           <w:szCs w:val="18"/>
         </w:rPr>
-        <w:t xml:space="preserve">Step 3</w:t>
-      </w:r>
-      <w:r>
-        <w:rPr>
-          <w:rFonts w:ascii="Avenir Next" w:hAnsi="Avenir Next" w:cs="Avenir Next" w:eastAsia="Avenir Next"/>
-          <w:color w:val="1A1A1A"/>
-          <w:sz w:val="18"/>
-          <w:szCs w:val="18"/>
-        </w:rPr>
         <w:tab/>
       </w:r>
       <w:r>
         <w:rPr>
           <w:rFonts w:ascii="Avenir Next" w:hAnsi="Avenir Next" w:cs="Avenir Next" w:eastAsia="Avenir Next"/>
           <w:color w:val="1A1A1A"/>
+          <w:sz w:val="22"/>
+          <w:szCs w:val="21"/>
+        </w:rPr>
+        <w:t xml:space="preserve">New pair: 2 : </w:t>
+      </w:r>
+      <w:r>
+        <w:rPr>
+          <w:rFonts w:ascii="Avenir Next" w:hAnsi="Avenir Next" w:cs="Avenir Next" w:eastAsia="Avenir Next"/>
+          <w:color w:val="1A1A1A"/>
           <w:sz w:val="21"/>
           <w:szCs w:val="21"/>
-        </w:rPr>
-        <w:t xml:space="preserve">New pair: 2 : </w:t>
-      </w:r>
-      <w:r>
-        <w:rPr>
-          <w:rFonts w:ascii="Avenir Next" w:hAnsi="Avenir Next" w:cs="Avenir Next" w:eastAsia="Avenir Next"/>
-          <w:color w:val="1A1A1A"/>
-          <w:sz w:val="21"/>
-          <w:szCs w:val="21"/>
           <w:u w:val="single"/>
         </w:rPr>
         <w:t xml:space="preserve">                </w:t>
@@ -2879,6 +2898,7 @@
     </w:p>
     <w:p>
       <w:pPr>
+        <w:pStyle w:val="Heading2"/>
         <w:keepNext/>
         <w:pBdr>
           <w:bottom w:val="single" w:sz="8" w:space="3" w:color="003A70"/>
@@ -2886,7 +2906,7 @@
         <w:tabs>
           <w:tab w:val="right" w:pos="9504"/>
         </w:tabs>
-        <w:spacing w:before="50" w:after="36" w:line="240" w:lineRule="auto"/>
+        <w:spacing w:before="42" w:after="31" w:line="240" w:lineRule="auto"/>
       </w:pPr>
       <w:r>
         <w:rPr>
@@ -2894,7 +2914,7 @@
           <w:b/>
           <w:color w:val="003A70"/>
           <w:spacing w:val="14"/>
-          <w:sz w:val="19"/>
+          <w:sz w:val="22"/>
           <w:szCs w:val="19"/>
         </w:rPr>
         <w:t xml:space="preserve">YOUR TURN</w:t>
@@ -2913,7 +2933,7 @@
           <w:rFonts w:ascii="Avenir Next" w:hAnsi="Avenir Next" w:cs="Avenir Next" w:eastAsia="Avenir Next"/>
           <w:i/>
           <w:color w:val="5A5F66"/>
-          <w:sz w:val="17"/>
+          <w:sz w:val="22"/>
           <w:szCs w:val="17"/>
         </w:rPr>
         <w:t xml:space="preserve">use the steps on your own</w:t>
@@ -2963,7 +2983,7 @@
               <w:tabs>
                 <w:tab w:val="left" w:pos="432"/>
               </w:tabs>
-              <w:spacing w:before="90" w:after="40" w:line="268" w:lineRule="auto"/>
+              <w:spacing w:before="76" w:after="34" w:line="240" w:lineRule="auto"/>
               <w:ind w:left="432" w:hanging="432"/>
             </w:pPr>
             <w:r>
@@ -3037,7 +3057,7 @@
                     <w:tabs>
                       <w:tab w:val="left" w:pos="340"/>
                     </w:tabs>
-                    <w:spacing w:before="0" w:after="0" w:line="276" w:lineRule="auto"/>
+                    <w:spacing w:before="0" w:after="0" w:line="240" w:lineRule="auto"/>
                     <w:ind w:left="340" w:hanging="340"/>
                   </w:pPr>
                   <w:r>
@@ -3076,7 +3096,7 @@
                       <w:szCs w:val="22"/>
                       <w:u w:val="single"/>
                     </w:rPr>
-                    <w:t xml:space="preserve">      </w:t>
+                    <w:t xml:space="preserve">          </w:t>
                   </w:r>
                 </w:p>
               </w:tc>
@@ -3090,7 +3110,7 @@
                     <w:tabs>
                       <w:tab w:val="left" w:pos="340"/>
                     </w:tabs>
-                    <w:spacing w:before="0" w:after="0" w:line="276" w:lineRule="auto"/>
+                    <w:spacing w:before="0" w:after="0" w:line="240" w:lineRule="auto"/>
                     <w:ind w:left="340" w:hanging="340"/>
                   </w:pPr>
                   <w:r>
@@ -3129,7 +3149,7 @@
                       <w:szCs w:val="22"/>
                       <w:u w:val="single"/>
                     </w:rPr>
-                    <w:t xml:space="preserve">      </w:t>
+                    <w:t xml:space="preserve">          </w:t>
                   </w:r>
                 </w:p>
               </w:tc>
@@ -3143,7 +3163,7 @@
                     <w:tabs>
                       <w:tab w:val="left" w:pos="340"/>
                     </w:tabs>
-                    <w:spacing w:before="0" w:after="0" w:line="276" w:lineRule="auto"/>
+                    <w:spacing w:before="0" w:after="0" w:line="240" w:lineRule="auto"/>
                     <w:ind w:left="340" w:hanging="340"/>
                   </w:pPr>
                   <w:r>
@@ -3211,7 +3231,7 @@
                     <w:tabs>
                       <w:tab w:val="left" w:pos="340"/>
                     </w:tabs>
-                    <w:spacing w:before="0" w:after="0" w:line="276" w:lineRule="auto"/>
+                    <w:spacing w:before="0" w:after="0" w:line="240" w:lineRule="auto"/>
                     <w:ind w:left="340" w:hanging="340"/>
                   </w:pPr>
                   <w:r>
@@ -3250,7 +3270,7 @@
                       <w:szCs w:val="22"/>
                       <w:u w:val="single"/>
                     </w:rPr>
-                    <w:t xml:space="preserve">      </w:t>
+                    <w:t xml:space="preserve">          </w:t>
                   </w:r>
                 </w:p>
               </w:tc>
@@ -3264,7 +3284,7 @@
                     <w:tabs>
                       <w:tab w:val="left" w:pos="340"/>
                     </w:tabs>
-                    <w:spacing w:before="0" w:after="0" w:line="276" w:lineRule="auto"/>
+                    <w:spacing w:before="0" w:after="0" w:line="240" w:lineRule="auto"/>
                     <w:ind w:left="340" w:hanging="340"/>
                   </w:pPr>
                   <w:r>
@@ -3326,7 +3346,7 @@
                     <w:tabs>
                       <w:tab w:val="left" w:pos="340"/>
                     </w:tabs>
-                    <w:spacing w:before="0" w:after="0" w:line="276" w:lineRule="auto"/>
+                    <w:spacing w:before="0" w:after="0" w:line="240" w:lineRule="auto"/>
                     <w:ind w:left="340" w:hanging="340"/>
                   </w:pPr>
                   <w:r>
@@ -3365,7 +3385,7 @@
                       <w:szCs w:val="22"/>
                       <w:u w:val="single"/>
                     </w:rPr>
-                    <w:t xml:space="preserve">      </w:t>
+                    <w:t xml:space="preserve">          </w:t>
                   </w:r>
                 </w:p>
               </w:tc>
@@ -3386,6 +3406,7 @@
     </w:p>
     <w:p>
       <w:pPr>
+        <w:pStyle w:val="Heading2"/>
         <w:keepNext/>
         <w:pBdr>
           <w:bottom w:val="single" w:sz="8" w:space="3" w:color="003A70"/>
@@ -3393,7 +3414,7 @@
         <w:tabs>
           <w:tab w:val="right" w:pos="9504"/>
         </w:tabs>
-        <w:spacing w:before="50" w:after="36" w:line="240" w:lineRule="auto"/>
+        <w:spacing w:before="42" w:after="31" w:line="240" w:lineRule="auto"/>
       </w:pPr>
       <w:r>
         <w:rPr>
@@ -3401,7 +3422,7 @@
           <w:b/>
           <w:color w:val="003A70"/>
           <w:spacing w:val="14"/>
-          <w:sz w:val="19"/>
+          <w:sz w:val="22"/>
           <w:szCs w:val="19"/>
         </w:rPr>
         <w:t xml:space="preserve">READY CHECK</w:t>
@@ -3420,7 +3441,7 @@
           <w:rFonts w:ascii="Avenir Next" w:hAnsi="Avenir Next" w:cs="Avenir Next" w:eastAsia="Avenir Next"/>
           <w:i/>
           <w:color w:val="5A5F66"/>
-          <w:sz w:val="17"/>
+          <w:sz w:val="22"/>
           <w:szCs w:val="17"/>
         </w:rPr>
         <w:t xml:space="preserve">a problem like the one in today’s lesson</w:t>
@@ -3470,7 +3491,7 @@
               <w:tabs>
                 <w:tab w:val="left" w:pos="432"/>
               </w:tabs>
-              <w:spacing w:before="90" w:after="40" w:line="268" w:lineRule="auto"/>
+              <w:spacing w:before="76" w:after="34" w:line="240" w:lineRule="auto"/>
               <w:ind w:left="432" w:hanging="432"/>
             </w:pPr>
             <w:r>
@@ -3544,7 +3565,7 @@
                     <w:tabs>
                       <w:tab w:val="left" w:pos="340"/>
                     </w:tabs>
-                    <w:spacing w:before="0" w:after="0" w:line="264" w:lineRule="auto"/>
+                    <w:spacing w:before="0" w:after="0" w:line="240" w:lineRule="auto"/>
                     <w:ind w:left="340" w:hanging="340"/>
                   </w:pPr>
                   <w:r>
@@ -3552,25 +3573,25 @@
                       <w:rFonts w:ascii="Avenir Next" w:hAnsi="Avenir Next" w:cs="Avenir Next" w:eastAsia="Avenir Next"/>
                       <w:b/>
                       <w:color w:val="003A70"/>
+                      <w:sz w:val="22"/>
+                      <w:szCs w:val="21"/>
+                    </w:rPr>
+                    <w:t xml:space="preserve">A</w:t>
+                  </w:r>
+                  <w:r>
+                    <w:rPr>
+                      <w:rFonts w:ascii="Avenir Next" w:hAnsi="Avenir Next" w:cs="Avenir Next" w:eastAsia="Avenir Next"/>
+                      <w:color w:val="1A1A1A"/>
                       <w:sz w:val="21"/>
                       <w:szCs w:val="21"/>
                     </w:rPr>
-                    <w:t xml:space="preserve">A</w:t>
-                  </w:r>
-                  <w:r>
-                    <w:rPr>
-                      <w:rFonts w:ascii="Avenir Next" w:hAnsi="Avenir Next" w:cs="Avenir Next" w:eastAsia="Avenir Next"/>
-                      <w:color w:val="1A1A1A"/>
-                      <w:sz w:val="21"/>
-                      <w:szCs w:val="21"/>
-                    </w:rPr>
                     <w:tab/>
                   </w:r>
                   <w:r>
                     <w:rPr>
                       <w:rFonts w:ascii="Avenir Next" w:hAnsi="Avenir Next" w:cs="Avenir Next" w:eastAsia="Avenir Next"/>
                       <w:color w:val="1A1A1A"/>
-                      <w:sz w:val="21"/>
+                      <w:sz w:val="22"/>
                       <w:szCs w:val="21"/>
                     </w:rPr>
                     <w:t xml:space="preserve">11 cups</w:t>
@@ -3587,7 +3608,7 @@
                     <w:tabs>
                       <w:tab w:val="left" w:pos="340"/>
                     </w:tabs>
-                    <w:spacing w:before="0" w:after="0" w:line="264" w:lineRule="auto"/>
+                    <w:spacing w:before="0" w:after="0" w:line="240" w:lineRule="auto"/>
                     <w:ind w:left="340" w:hanging="340"/>
                   </w:pPr>
                   <w:r>
@@ -3595,25 +3616,25 @@
                       <w:rFonts w:ascii="Avenir Next" w:hAnsi="Avenir Next" w:cs="Avenir Next" w:eastAsia="Avenir Next"/>
                       <w:b/>
                       <w:color w:val="003A70"/>
+                      <w:sz w:val="22"/>
+                      <w:szCs w:val="21"/>
+                    </w:rPr>
+                    <w:t xml:space="preserve">B</w:t>
+                  </w:r>
+                  <w:r>
+                    <w:rPr>
+                      <w:rFonts w:ascii="Avenir Next" w:hAnsi="Avenir Next" w:cs="Avenir Next" w:eastAsia="Avenir Next"/>
+                      <w:color w:val="1A1A1A"/>
                       <w:sz w:val="21"/>
                       <w:szCs w:val="21"/>
                     </w:rPr>
-                    <w:t xml:space="preserve">B</w:t>
-                  </w:r>
-                  <w:r>
-                    <w:rPr>
-                      <w:rFonts w:ascii="Avenir Next" w:hAnsi="Avenir Next" w:cs="Avenir Next" w:eastAsia="Avenir Next"/>
-                      <w:color w:val="1A1A1A"/>
-                      <w:sz w:val="21"/>
-                      <w:szCs w:val="21"/>
-                    </w:rPr>
                     <w:tab/>
                   </w:r>
                   <w:r>
                     <w:rPr>
                       <w:rFonts w:ascii="Avenir Next" w:hAnsi="Avenir Next" w:cs="Avenir Next" w:eastAsia="Avenir Next"/>
                       <w:color w:val="1A1A1A"/>
-                      <w:sz w:val="21"/>
+                      <w:sz w:val="22"/>
                       <w:szCs w:val="21"/>
                     </w:rPr>
                     <w:t xml:space="preserve">12 cups</w:t>
@@ -3630,7 +3651,7 @@
                     <w:tabs>
                       <w:tab w:val="left" w:pos="340"/>
                     </w:tabs>
-                    <w:spacing w:before="0" w:after="0" w:line="264" w:lineRule="auto"/>
+                    <w:spacing w:before="0" w:after="0" w:line="240" w:lineRule="auto"/>
                     <w:ind w:left="340" w:hanging="340"/>
                   </w:pPr>
                   <w:r>
@@ -3638,25 +3659,25 @@
                       <w:rFonts w:ascii="Avenir Next" w:hAnsi="Avenir Next" w:cs="Avenir Next" w:eastAsia="Avenir Next"/>
                       <w:b/>
                       <w:color w:val="003A70"/>
+                      <w:sz w:val="22"/>
+                      <w:szCs w:val="21"/>
+                    </w:rPr>
+                    <w:t xml:space="preserve">C</w:t>
+                  </w:r>
+                  <w:r>
+                    <w:rPr>
+                      <w:rFonts w:ascii="Avenir Next" w:hAnsi="Avenir Next" w:cs="Avenir Next" w:eastAsia="Avenir Next"/>
+                      <w:color w:val="1A1A1A"/>
                       <w:sz w:val="21"/>
                       <w:szCs w:val="21"/>
                     </w:rPr>
-                    <w:t xml:space="preserve">C</w:t>
-                  </w:r>
-                  <w:r>
-                    <w:rPr>
-                      <w:rFonts w:ascii="Avenir Next" w:hAnsi="Avenir Next" w:cs="Avenir Next" w:eastAsia="Avenir Next"/>
-                      <w:color w:val="1A1A1A"/>
-                      <w:sz w:val="21"/>
-                      <w:szCs w:val="21"/>
-                    </w:rPr>
                     <w:tab/>
                   </w:r>
                   <w:r>
                     <w:rPr>
                       <w:rFonts w:ascii="Avenir Next" w:hAnsi="Avenir Next" w:cs="Avenir Next" w:eastAsia="Avenir Next"/>
                       <w:color w:val="1A1A1A"/>
-                      <w:sz w:val="21"/>
+                      <w:sz w:val="22"/>
                       <w:szCs w:val="21"/>
                     </w:rPr>
                     <w:t xml:space="preserve">4 cups</w:t>
@@ -3673,7 +3694,7 @@
                     <w:tabs>
                       <w:tab w:val="left" w:pos="340"/>
                     </w:tabs>
-                    <w:spacing w:before="0" w:after="0" w:line="264" w:lineRule="auto"/>
+                    <w:spacing w:before="0" w:after="0" w:line="240" w:lineRule="auto"/>
                     <w:ind w:left="340" w:hanging="340"/>
                   </w:pPr>
                   <w:r>
@@ -3681,25 +3702,25 @@
                       <w:rFonts w:ascii="Avenir Next" w:hAnsi="Avenir Next" w:cs="Avenir Next" w:eastAsia="Avenir Next"/>
                       <w:b/>
                       <w:color w:val="003A70"/>
+                      <w:sz w:val="22"/>
+                      <w:szCs w:val="21"/>
+                    </w:rPr>
+                    <w:t xml:space="preserve">D</w:t>
+                  </w:r>
+                  <w:r>
+                    <w:rPr>
+                      <w:rFonts w:ascii="Avenir Next" w:hAnsi="Avenir Next" w:cs="Avenir Next" w:eastAsia="Avenir Next"/>
+                      <w:color w:val="1A1A1A"/>
                       <w:sz w:val="21"/>
                       <w:szCs w:val="21"/>
                     </w:rPr>
-                    <w:t xml:space="preserve">D</w:t>
-                  </w:r>
-                  <w:r>
-                    <w:rPr>
-                      <w:rFonts w:ascii="Avenir Next" w:hAnsi="Avenir Next" w:cs="Avenir Next" w:eastAsia="Avenir Next"/>
-                      <w:color w:val="1A1A1A"/>
-                      <w:sz w:val="21"/>
-                      <w:szCs w:val="21"/>
-                    </w:rPr>
                     <w:tab/>
                   </w:r>
                   <w:r>
                     <w:rPr>
                       <w:rFonts w:ascii="Avenir Next" w:hAnsi="Avenir Next" w:cs="Avenir Next" w:eastAsia="Avenir Next"/>
                       <w:color w:val="1A1A1A"/>
-                      <w:sz w:val="21"/>
+                      <w:sz w:val="22"/>
                       <w:szCs w:val="21"/>
                     </w:rPr>
                     <w:t xml:space="preserve">16 cups</w:t>
@@ -3748,19 +3769,42 @@
         <w:tblLook w:val="0000" w:firstRow="0" w:lastRow="0" w:firstColumn="0" w:lastColumn="0" w:noHBand="1" w:noVBand="1"/>
       </w:tblPr>
       <w:tblGrid>
-        <w:gridCol w:w="2000"/>
-        <w:gridCol w:w="2300"/>
-        <w:gridCol w:w="2100"/>
-        <w:gridCol w:w="3104"/>
+        <w:gridCol w:w="1750"/>
+        <w:gridCol w:w="2500"/>
+        <w:gridCol w:w="2200"/>
+        <w:gridCol w:w="3054"/>
       </w:tblGrid>
       <w:tr>
         <w:trPr>
           <w:cantSplit/>
-          <w:trHeight w:val="320" w:hRule="atLeast"/>
+          <w:trHeight w:val="300" w:hRule="atLeast"/>
         </w:trPr>
         <w:tc>
           <w:tcPr>
-            <w:tcW w:w="2000" w:type="dxa"/>
+            <w:tcW w:w="1750" w:type="dxa"/>
+            <w:vAlign w:val="center"/>
+          </w:tcPr>
+          <w:p>
+            <w:pPr>
+              <w:pStyle w:val="Heading2"/>
+              <w:spacing w:before="0" w:after="0" w:line="240" w:lineRule="auto"/>
+            </w:pPr>
+            <w:r>
+              <w:rPr>
+                <w:rFonts w:ascii="Avenir Next" w:hAnsi="Avenir Next" w:cs="Avenir Next" w:eastAsia="Avenir Next"/>
+                <w:b/>
+                <w:color w:val="003A70"/>
+                <w:spacing w:val="12"/>
+                <w:sz w:val="15"/>
+                <w:szCs w:val="15"/>
+              </w:rPr>
+              <w:t xml:space="preserve">CHECK YOURSELF</w:t>
+            </w:r>
+          </w:p>
+        </w:tc>
+        <w:tc>
+          <w:tcPr>
+            <w:tcW w:w="2500" w:type="dxa"/>
             <w:vAlign w:val="center"/>
           </w:tcPr>
           <w:p>
@@ -3769,20 +3813,27 @@
             </w:pPr>
             <w:r>
               <w:rPr>
-                <w:rFonts w:ascii="Avenir Next" w:hAnsi="Avenir Next" w:cs="Avenir Next" w:eastAsia="Avenir Next"/>
-                <w:b/>
-                <w:color w:val="003A70"/>
-                <w:spacing w:val="12"/>
-                <w:sz w:val="15"/>
-                <w:szCs w:val="15"/>
-              </w:rPr>
-              <w:t xml:space="preserve">CHECK YOURSELF</w:t>
+                <w:rFonts w:ascii="Arial" w:hAnsi="Arial" w:cs="Arial" w:eastAsia="Arial"/>
+                <w:color w:val="1A1A1A"/>
+                <w:sz w:val="20"/>
+                <w:szCs w:val="20"/>
+              </w:rPr>
+              <w:t xml:space="preserve">□</w:t>
+            </w:r>
+            <w:r>
+              <w:rPr>
+                <w:rFonts w:ascii="Avenir Next" w:hAnsi="Avenir Next" w:cs="Avenir Next" w:eastAsia="Avenir Next"/>
+                <w:color w:val="1A1A1A"/>
+                <w:sz w:val="17"/>
+                <w:szCs w:val="17"/>
+              </w:rPr>
+              <w:t xml:space="preserve">  I can do this on my own</w:t>
             </w:r>
           </w:p>
         </w:tc>
         <w:tc>
           <w:tcPr>
-            <w:tcW w:w="2300" w:type="dxa"/>
+            <w:tcW w:w="2200" w:type="dxa"/>
             <w:vAlign w:val="center"/>
           </w:tcPr>
           <w:p>
@@ -3793,8 +3844,8 @@
               <w:rPr>
                 <w:rFonts w:ascii="Arial" w:hAnsi="Arial" w:cs="Arial" w:eastAsia="Arial"/>
                 <w:color w:val="1A1A1A"/>
-                <w:sz w:val="24"/>
-                <w:szCs w:val="24"/>
+                <w:sz w:val="20"/>
+                <w:szCs w:val="20"/>
               </w:rPr>
               <w:t xml:space="preserve">□</w:t>
             </w:r>
@@ -3805,13 +3856,13 @@
                 <w:sz w:val="17"/>
                 <w:szCs w:val="17"/>
               </w:rPr>
-              <w:t xml:space="preserve">  I can do this on my own</w:t>
+              <w:t xml:space="preserve">  I need a little help</w:t>
             </w:r>
           </w:p>
         </w:tc>
         <w:tc>
           <w:tcPr>
-            <w:tcW w:w="2100" w:type="dxa"/>
+            <w:tcW w:w="3054" w:type="dxa"/>
             <w:vAlign w:val="center"/>
           </w:tcPr>
           <w:p>
@@ -3822,37 +3873,8 @@
               <w:rPr>
                 <w:rFonts w:ascii="Arial" w:hAnsi="Arial" w:cs="Arial" w:eastAsia="Arial"/>
                 <w:color w:val="1A1A1A"/>
-                <w:sz w:val="24"/>
-                <w:szCs w:val="24"/>
-              </w:rPr>
-              <w:t xml:space="preserve">□</w:t>
-            </w:r>
-            <w:r>
-              <w:rPr>
-                <w:rFonts w:ascii="Avenir Next" w:hAnsi="Avenir Next" w:cs="Avenir Next" w:eastAsia="Avenir Next"/>
-                <w:color w:val="1A1A1A"/>
-                <w:sz w:val="17"/>
-                <w:szCs w:val="17"/>
-              </w:rPr>
-              <w:t xml:space="preserve">  I need a little help</w:t>
-            </w:r>
-          </w:p>
-        </w:tc>
-        <w:tc>
-          <w:tcPr>
-            <w:tcW w:w="3104" w:type="dxa"/>
-            <w:vAlign w:val="center"/>
-          </w:tcPr>
-          <w:p>
-            <w:pPr>
-              <w:spacing w:before="0" w:after="0" w:line="240" w:lineRule="auto"/>
-            </w:pPr>
-            <w:r>
-              <w:rPr>
-                <w:rFonts w:ascii="Arial" w:hAnsi="Arial" w:cs="Arial" w:eastAsia="Arial"/>
-                <w:color w:val="1A1A1A"/>
-                <w:sz w:val="24"/>
-                <w:szCs w:val="24"/>
+                <w:sz w:val="20"/>
+                <w:szCs w:val="20"/>
               </w:rPr>
               <w:t xml:space="preserve">□</w:t>
             </w:r>
@@ -3887,7 +3909,7 @@
     <w:sectPr>
       <w:footerReference w:type="default" r:id="rIdFooter1"/>
       <w:pgSz w:w="12240" w:h="15840"/>
-      <w:pgMar w:top="893" w:right="1224" w:bottom="835" w:left="1512" w:header="432" w:footer="432" w:gutter="0"/>
+      <w:pgMar w:top="780" w:right="1224" w:bottom="760" w:left="1512" w:header="432" w:footer="432" w:gutter="0"/>
       <w:cols w:space="720"/>
     </w:sectPr>
   </w:body>
@@ -3967,7 +3989,106 @@
               <w:sz w:val="15"/>
               <w:szCs w:val="15"/>
             </w:rPr>
-            <w:t xml:space="preserve">Lesson 3-3  ·  Session 2  ·  Prerequisite Practice B</w:t>
+            <w:t xml:space="preserve">3-3 · Page </w:t>
+          </w:r>
+          <w:r>
+            <w:rPr>
+              <w:rFonts w:ascii="Avenir Next" w:hAnsi="Avenir Next" w:cs="Avenir Next" w:eastAsia="Avenir Next"/>
+              <w:color w:val="5A5F66"/>
+              <w:sz w:val="15"/>
+              <w:szCs w:val="15"/>
+            </w:rPr>
+            <w:fldChar w:fldCharType="begin"/>
+          </w:r>
+          <w:r>
+            <w:rPr>
+              <w:rFonts w:ascii="Avenir Next" w:hAnsi="Avenir Next" w:cs="Avenir Next" w:eastAsia="Avenir Next"/>
+              <w:color w:val="5A5F66"/>
+              <w:sz w:val="15"/>
+              <w:szCs w:val="15"/>
+            </w:rPr>
+            <w:instrText xml:space="preserve"> PAGE </w:instrText>
+          </w:r>
+          <w:r>
+            <w:rPr>
+              <w:rFonts w:ascii="Avenir Next" w:hAnsi="Avenir Next" w:cs="Avenir Next" w:eastAsia="Avenir Next"/>
+              <w:color w:val="5A5F66"/>
+              <w:sz w:val="15"/>
+              <w:szCs w:val="15"/>
+            </w:rPr>
+            <w:fldChar w:fldCharType="separate"/>
+          </w:r>
+          <w:r>
+            <w:rPr>
+              <w:rFonts w:ascii="Avenir Next" w:hAnsi="Avenir Next" w:cs="Avenir Next" w:eastAsia="Avenir Next"/>
+              <w:color w:val="5A5F66"/>
+              <w:sz w:val="15"/>
+              <w:szCs w:val="15"/>
+            </w:rPr>
+            <w:t xml:space="preserve">1</w:t>
+          </w:r>
+          <w:r>
+            <w:rPr>
+              <w:rFonts w:ascii="Avenir Next" w:hAnsi="Avenir Next" w:cs="Avenir Next" w:eastAsia="Avenir Next"/>
+              <w:color w:val="5A5F66"/>
+              <w:sz w:val="15"/>
+              <w:szCs w:val="15"/>
+            </w:rPr>
+            <w:fldChar w:fldCharType="end"/>
+          </w:r>
+          <w:r>
+            <w:rPr>
+              <w:rFonts w:ascii="Avenir Next" w:hAnsi="Avenir Next" w:cs="Avenir Next" w:eastAsia="Avenir Next"/>
+              <w:color w:val="5A5F66"/>
+              <w:sz w:val="15"/>
+              <w:szCs w:val="15"/>
+            </w:rPr>
+            <w:t xml:space="preserve"> of </w:t>
+          </w:r>
+          <w:r>
+            <w:rPr>
+              <w:rFonts w:ascii="Avenir Next" w:hAnsi="Avenir Next" w:cs="Avenir Next" w:eastAsia="Avenir Next"/>
+              <w:color w:val="5A5F66"/>
+              <w:sz w:val="15"/>
+              <w:szCs w:val="15"/>
+            </w:rPr>
+            <w:fldChar w:fldCharType="begin"/>
+          </w:r>
+          <w:r>
+            <w:rPr>
+              <w:rFonts w:ascii="Avenir Next" w:hAnsi="Avenir Next" w:cs="Avenir Next" w:eastAsia="Avenir Next"/>
+              <w:color w:val="5A5F66"/>
+              <w:sz w:val="15"/>
+              <w:szCs w:val="15"/>
+            </w:rPr>
+            <w:instrText xml:space="preserve"> NUMPAGES </w:instrText>
+          </w:r>
+          <w:r>
+            <w:rPr>
+              <w:rFonts w:ascii="Avenir Next" w:hAnsi="Avenir Next" w:cs="Avenir Next" w:eastAsia="Avenir Next"/>
+              <w:color w:val="5A5F66"/>
+              <w:sz w:val="15"/>
+              <w:szCs w:val="15"/>
+            </w:rPr>
+            <w:fldChar w:fldCharType="separate"/>
+          </w:r>
+          <w:r>
+            <w:rPr>
+              <w:rFonts w:ascii="Avenir Next" w:hAnsi="Avenir Next" w:cs="Avenir Next" w:eastAsia="Avenir Next"/>
+              <w:color w:val="5A5F66"/>
+              <w:sz w:val="15"/>
+              <w:szCs w:val="15"/>
+            </w:rPr>
+            <w:t xml:space="preserve">1</w:t>
+          </w:r>
+          <w:r>
+            <w:rPr>
+              <w:rFonts w:ascii="Avenir Next" w:hAnsi="Avenir Next" w:cs="Avenir Next" w:eastAsia="Avenir Next"/>
+              <w:color w:val="5A5F66"/>
+              <w:sz w:val="15"/>
+              <w:szCs w:val="15"/>
+            </w:rPr>
+            <w:fldChar w:fldCharType="end"/>
           </w:r>
         </w:p>
       </w:tc>
@@ -4010,5 +4131,23 @@
       </w:tblCellMar>
     </w:tblPr>
   </w:style>
+  <w:style w:type="paragraph" w:styleId="Heading1">
+    <w:name w:val="heading 1"/>
+    <w:basedOn w:val="Normal"/>
+    <w:pPr>
+      <w:outlineLvl w:val="0"/>
+      <w:keepNext w:val="0"/>
+      <w:keepLines w:val="0"/>
+    </w:pPr>
+  </w:style>
+  <w:style w:type="paragraph" w:styleId="Heading2">
+    <w:name w:val="heading 2"/>
+    <w:basedOn w:val="Normal"/>
+    <w:pPr>
+      <w:outlineLvl w:val="1"/>
+      <w:keepNext w:val="0"/>
+      <w:keepLines w:val="0"/>
+    </w:pPr>
+  </w:style>
 </w:styles>
 </file>